--- a/src/ModernSalesInvoice.docx
+++ b/src/ModernSalesInvoice.docx
@@ -918,7 +918,7 @@
     <w:p/>
     <w:tbl>
       <w:tblPr>
-        <w:tblW w:w="10830" w:type="dxa"/>
+        <w:tblW w:w="11446" w:type="dxa"/>
         <w:tblBorders>
           <w:top w:val="single" w:color="auto" w:sz="4" w:space="0"/>
           <w:left w:val="single" w:color="auto" w:sz="4" w:space="0"/>
@@ -934,12 +934,12 @@
         <w:tblLook w:val="04A0" w:firstRow="1" w:lastRow="0" w:firstColumn="1" w:lastColumn="0" w:noHBand="0" w:noVBand="1"/>
       </w:tblPr>
       <w:tblGrid>
-        <w:gridCol w:w="1711"/>
-        <w:gridCol w:w="1972"/>
-        <w:gridCol w:w="2147"/>
-        <w:gridCol w:w="1781"/>
-        <w:gridCol w:w="1828"/>
-        <w:gridCol w:w="2007"/>
+        <w:gridCol w:w="1713"/>
+        <w:gridCol w:w="1962"/>
+        <w:gridCol w:w="2150"/>
+        <w:gridCol w:w="1783"/>
+        <w:gridCol w:w="1829"/>
+        <w:gridCol w:w="2009"/>
       </w:tblGrid>
       <w:tr>
         <w:trPr>
@@ -947,7 +947,7 @@
         </w:trPr>
         <w:tc>
           <w:tcPr>
-            <w:tcW w:w="1304" w:type="dxa"/>
+            <w:tcW w:w="1693" w:type="dxa"/>
             <w:tcBorders>
               <w:top w:val="none" w:color="FFFFFF" w:sz="0" w:space="0"/>
               <w:left w:val="none" w:color="FFFFFF" w:sz="0" w:space="0"/>
@@ -999,7 +999,7 @@
         </w:tc>
         <w:tc>
           <w:tcPr>
-            <w:tcW w:w="3629" w:type="dxa"/>
+            <w:tcW w:w="1968" w:type="dxa"/>
             <w:tcBorders>
               <w:top w:val="none" w:color="FFFFFF" w:sz="0" w:space="0"/>
               <w:left w:val="none" w:color="FFFFFF" w:sz="0" w:space="0"/>
@@ -1051,7 +1051,7 @@
         </w:tc>
         <w:tc>
           <w:tcPr>
-            <w:tcW w:w="1304" w:type="dxa"/>
+            <w:tcW w:w="2175" w:type="dxa"/>
             <w:tcBorders>
               <w:top w:val="none" w:color="FFFFFF" w:sz="0" w:space="0"/>
               <w:left w:val="none" w:color="FFFFFF" w:sz="0" w:space="0"/>
@@ -1103,7 +1103,7 @@
         </w:tc>
         <w:tc>
           <w:tcPr>
-            <w:tcW w:w="907" w:type="dxa"/>
+            <w:tcW w:w="1769" w:type="dxa"/>
             <w:tcBorders>
               <w:top w:val="none" w:color="FFFFFF" w:sz="0" w:space="0"/>
               <w:left w:val="none" w:color="FFFFFF" w:sz="0" w:space="0"/>
@@ -1158,7 +1158,7 @@
         </w:tc>
         <w:tc>
           <w:tcPr>
-            <w:tcW w:w="1701" w:type="dxa"/>
+            <w:tcW w:w="1821" w:type="dxa"/>
             <w:tcBorders>
               <w:top w:val="none" w:color="FFFFFF" w:sz="0" w:space="0"/>
               <w:left w:val="none" w:color="FFFFFF" w:sz="0" w:space="0"/>
@@ -1213,7 +1213,7 @@
         </w:tc>
         <w:tc>
           <w:tcPr>
-            <w:tcW w:w="1985" w:type="dxa"/>
+            <w:tcW w:w="2020" w:type="dxa"/>
             <w:tcBorders>
               <w:top w:val="none" w:color="FFFFFF" w:sz="0" w:space="0"/>
               <w:left w:val="none" w:color="FFFFFF" w:sz="0" w:space="0"/>
@@ -1267,2263 +1267,532 @@
           </w:sdt>
         </w:tc>
       </w:tr>
-      <w:sdt>
-        <w:sdtPr>
-          <w:rPr>
-            <w:i/>
-            <w:iCs/>
-            <w:sz w:val="16"/>
-            <w:szCs w:val="16"/>
-          </w:rPr>
-          <w:alias w:val="#Nav: /Header/Line"/>
-          <w:tag w:val="#Nav: Standard_Sales_Invoice/1306"/>
-          <w:id w:val="1475403081"/>
-          <w15:dataBinding w:prefixMappings="xmlns:ns0='urn:microsoft-dynamics-nav/reports/Standard_Sales_Invoice/1306/' " w:xpath="/ns0:NavWordReportXmlPart[1]/ns0:Header[1]/ns0:Line" w:storeItemID="{846EFE63-9E40-4DB6-817D-767764B070A9}"/>
-          <w15:repeatingSection/>
-        </w:sdtPr>
-        <w:sdtEndPr>
-          <w:rPr>
-            <w:color w:val="5A6677"/>
-          </w:rPr>
-        </w:sdtEndPr>
-        <w:sdtContent>
+      <w:tr>
+        <w:tc>
+          <w:tcPr>
+            <w:tcW w:w="1693" w:type="dxa"/>
+            <w:tcBorders>
+              <w:top w:val="single" w:color="D1D1D1" w:themeColor="background2" w:themeShade="E6" w:sz="4" w:space="0"/>
+              <w:left w:val="nil"/>
+              <w:bottom w:val="single" w:color="D1D1D1" w:themeColor="background2" w:themeShade="E6" w:sz="4" w:space="0"/>
+              <w:right w:val="nil"/>
+            </w:tcBorders>
+            <w:tcMar>
+              <w:top w:w="80" w:type="dxa"/>
+              <w:left w:w="100" w:type="dxa"/>
+              <w:bottom w:w="80" w:type="dxa"/>
+              <w:right w:w="100" w:type="dxa"/>
+            </w:tcMar>
+            <w:vAlign w:val="center"/>
+          </w:tcPr>
           <w:sdt>
             <w:sdtPr>
               <w:rPr>
-                <w:i/>
-                <w:iCs/>
-                <w:sz w:val="16"/>
-                <w:szCs w:val="16"/>
+                <w:color w:val="1B2A4A"/>
+                <w:sz w:val="18"/>
+                <w:szCs w:val="18"/>
               </w:rPr>
-              <w:id w:val="-115990203"/>
+              <w:id w:val="2015873112"/>
               <w:placeholder>
-                <w:docPart w:val="DefaultPlaceholder_-1854013435"/>
+                <w:docPart w:val="DefaultPlaceholder_-1854013440"/>
               </w:placeholder>
-              <w15:repeatingSectionItem/>
+              <w:dataBinding w:prefixMappings="xmlns:ns0='urn:microsoft-dynamics-nav/reports/Standard_Sales_Invoice/1306/' " w:xpath="/ns0:NavWordReportXmlPart[1]/ns0:Header[1]/ns0:Line[1]/ns0:LineNormal[1]/ns0:ItemNoNormal[1]" w:storeItemID="{846EFE63-9E40-4DB6-817D-767764B070A9}"/>
+              <w:text/>
+              <w:alias w:val="#Nav: /Header/Line/LineNormal/ItemNoNormal"/>
+              <w:tag w:val="#Nav: Standard_Sales_Invoice/1306"/>
             </w:sdtPr>
-            <w:sdtEndPr>
-              <w:rPr>
-                <w:color w:val="5A6677"/>
-              </w:rPr>
-            </w:sdtEndPr>
             <w:sdtContent>
-              <w:sdt>
-                <w:sdtPr>
-                  <w:rPr>
-                    <w:i/>
-                    <w:iCs/>
-                    <w:sz w:val="16"/>
-                    <w:szCs w:val="16"/>
-                  </w:rPr>
-                  <w:alias w:val="#Nav: /Header/Line/LineNormalNewPage"/>
-                  <w:tag w:val="#Nav: Standard_Sales_Invoice/1306"/>
-                  <w:id w:val="818921115"/>
-                  <w15:dataBinding w:prefixMappings="xmlns:ns0='urn:microsoft-dynamics-nav/reports/Standard_Sales_Invoice/1306/' " w:xpath="/ns0:NavWordReportXmlPart[1]/ns0:Header[1]/ns0:Line[1]/ns0:LineNormalNewPage" w:storeItemID="{846EFE63-9E40-4DB6-817D-767764B070A9}"/>
-                  <w15:repeatingSection/>
-                </w:sdtPr>
-                <w:sdtEndPr>
-                  <w:rPr>
-                    <w:i w:val="0"/>
-                    <w:iCs w:val="0"/>
-                    <w:sz w:val="18"/>
-                    <w:szCs w:val="18"/>
-                  </w:rPr>
-                </w:sdtEndPr>
-                <w:sdtContent>
-                  <w:sdt>
-                    <w:sdtPr>
-                      <w:rPr>
-                        <w:i/>
-                        <w:iCs/>
-                        <w:sz w:val="16"/>
-                        <w:szCs w:val="16"/>
-                      </w:rPr>
-                      <w:id w:val="1558820435"/>
-                      <w:placeholder>
-                        <w:docPart w:val="DefaultPlaceholder_-1854013435"/>
-                      </w:placeholder>
-                      <w15:repeatingSectionItem/>
-                    </w:sdtPr>
-                    <w:sdtEndPr>
-                      <w:rPr>
-                        <w:i w:val="0"/>
-                        <w:iCs w:val="0"/>
-                        <w:sz w:val="18"/>
-                        <w:szCs w:val="18"/>
-                      </w:rPr>
-                    </w:sdtEndPr>
-                    <w:sdtContent>
-                      <w:tr>
-                        <w:tc>
-                          <w:tcPr>
-                            <w:tcW w:w="1304" w:type="dxa"/>
-                            <w:tcBorders>
-                              <w:top w:val="single" w:color="D1D1D1" w:themeColor="background2" w:themeShade="E6" w:sz="4" w:space="0"/>
-                              <w:left w:val="nil"/>
-                              <w:bottom w:val="single" w:color="D1D1D1" w:themeColor="background2" w:themeShade="E6" w:sz="4" w:space="0"/>
-                              <w:right w:val="nil"/>
-                            </w:tcBorders>
-                            <w:tcMar>
-                              <w:top w:w="80" w:type="dxa"/>
-                              <w:left w:w="100" w:type="dxa"/>
-                              <w:bottom w:w="80" w:type="dxa"/>
-                              <w:right w:w="100" w:type="dxa"/>
-                            </w:tcMar>
-                            <w:vAlign w:val="center"/>
-                          </w:tcPr>
-                          <w:sdt>
-                            <w:sdtPr>
-                              <w:alias w:val="#Nav: /Header/Line/LineNormalNewPage/ItemNoNormalNewPage"/>
-                              <w:tag w:val="#Nav: Standard_Sales_Invoice/1306"/>
-                              <w:id w:val="26692527"/>
-                              <w:placeholder>
-                                <w:docPart w:val="DefaultPlaceholder_-1854013440"/>
-                              </w:placeholder>
-                              <w:dataBinding w:prefixMappings="xmlns:ns0='urn:microsoft-dynamics-nav/reports/Standard_Sales_Invoice/1306/' " w:xpath="/ns0:NavWordReportXmlPart[1]/ns0:Header[1]/ns0:Line[1]/ns0:LineNormalNewPage[1]/ns0:ItemNoNormalNewPage[1]" w:storeItemID="{846EFE63-9E40-4DB6-817D-767764B070A9}"/>
-                              <w:text/>
-                            </w:sdtPr>
-                            <w:sdtContent>
-                              <w:p>
-                                <w:pPr>
-                                  <w:pStyle w:val="LinePageBreak"/>
-                                </w:pPr>
-                                <w:r>
-                                  <w:t>ItemNoNormalNewPage</w:t>
-                                </w:r>
-                              </w:p>
-                            </w:sdtContent>
-                          </w:sdt>
-                        </w:tc>
-                        <w:tc>
-                          <w:tcPr>
-                            <w:tcW w:w="3629" w:type="dxa"/>
-                            <w:tcBorders>
-                              <w:top w:val="single" w:color="D1D1D1" w:themeColor="background2" w:themeShade="E6" w:sz="4" w:space="0"/>
-                              <w:left w:val="nil"/>
-                              <w:bottom w:val="single" w:color="D1D1D1" w:themeColor="background2" w:themeShade="E6" w:sz="4" w:space="0"/>
-                              <w:right w:val="nil"/>
-                            </w:tcBorders>
-                            <w:tcMar>
-                              <w:top w:w="80" w:type="dxa"/>
-                              <w:left w:w="100" w:type="dxa"/>
-                              <w:bottom w:w="80" w:type="dxa"/>
-                              <w:right w:w="100" w:type="dxa"/>
-                            </w:tcMar>
-                            <w:vAlign w:val="center"/>
-                          </w:tcPr>
-                          <w:sdt>
-                            <w:sdtPr>
-                              <w:rPr>
-                                <w:color w:val="1B2A4A"/>
-                                <w:sz w:val="18"/>
-                                <w:szCs w:val="18"/>
-                              </w:rPr>
-                              <w:alias w:val="#Nav: /Header/Line/LineNormalNewPage/DescriptionNormalNewPage"/>
-                              <w:tag w:val="#Nav: Standard_Sales_Invoice/1306"/>
-                              <w:id w:val="422385485"/>
-                              <w:placeholder>
-                                <w:docPart w:val="DefaultPlaceholder_-1854013440"/>
-                              </w:placeholder>
-                              <w:dataBinding w:prefixMappings="xmlns:ns0='urn:microsoft-dynamics-nav/reports/Standard_Sales_Invoice/1306/' " w:xpath="/ns0:NavWordReportXmlPart[1]/ns0:Header[1]/ns0:Line[1]/ns0:LineNormalNewPage[1]/ns0:DescriptionNormalNewPage[1]" w:storeItemID="{846EFE63-9E40-4DB6-817D-767764B070A9}"/>
-                              <w:text/>
-                            </w:sdtPr>
-                            <w:sdtContent>
-                              <w:p>
-                                <w:pPr>
-                                  <w:rPr>
-                                    <w:color w:val="1B2A4A"/>
-                                    <w:sz w:val="18"/>
-                                    <w:szCs w:val="18"/>
-                                  </w:rPr>
-                                </w:pPr>
-                                <w:r>
-                                  <w:rPr>
-                                    <w:color w:val="1B2A4A"/>
-                                    <w:sz w:val="18"/>
-                                    <w:szCs w:val="18"/>
-                                  </w:rPr>
-                                  <w:t>DescriptionNormalNewPage</w:t>
-                                </w:r>
-                              </w:p>
-                            </w:sdtContent>
-                          </w:sdt>
-                        </w:tc>
-                        <w:sdt>
-                          <w:sdtPr>
-                            <w:rPr>
-                              <w:color w:val="1B2A4A"/>
-                              <w:sz w:val="18"/>
-                              <w:szCs w:val="18"/>
-                            </w:rPr>
-                            <w:id w:val="-1394573762"/>
-                            <w:placeholder>
-                              <w:docPart w:val="DefaultPlaceholder_-1854013440"/>
-                            </w:placeholder>
-                            <w:dataBinding w:prefixMappings="xmlns:ns0='urn:microsoft-dynamics-nav/reports/Standard_Sales_Invoice/1306/' " w:xpath="/ns0:NavWordReportXmlPart[1]/ns0:Header[1]/ns0:Line[1]/ns0:LineNormalNewPage[1]/ns0:ShipmentDateNormalNewPage[1]" w:storeItemID="{846EFE63-9E40-4DB6-817D-767764B070A9}"/>
-                            <w:text/>
-                            <w:alias w:val="#Nav: /Header/Line/LineNormalNewPage/ShipmentDateNormalNewPage"/>
-                            <w:tag w:val="#Nav: Standard_Sales_Invoice/1306"/>
-                          </w:sdtPr>
-                          <w:sdtContent>
-                            <w:tc>
-                              <w:tcPr>
-                                <w:tcW w:w="1304" w:type="dxa"/>
-                                <w:tcBorders>
-                                  <w:top w:val="single" w:color="D1D1D1" w:themeColor="background2" w:themeShade="E6" w:sz="4" w:space="0"/>
-                                  <w:left w:val="nil"/>
-                                  <w:bottom w:val="single" w:color="D1D1D1" w:themeColor="background2" w:themeShade="E6" w:sz="4" w:space="0"/>
-                                  <w:right w:val="nil"/>
-                                </w:tcBorders>
-                                <w:tcMar>
-                                  <w:top w:w="80" w:type="dxa"/>
-                                  <w:left w:w="100" w:type="dxa"/>
-                                  <w:bottom w:w="80" w:type="dxa"/>
-                                  <w:right w:w="100" w:type="dxa"/>
-                                </w:tcMar>
-                                <w:vAlign w:val="center"/>
-                              </w:tcPr>
-                              <w:p>
-                                <w:pPr>
-                                  <w:rPr>
-                                    <w:color w:val="1B2A4A"/>
-                                    <w:sz w:val="18"/>
-                                    <w:szCs w:val="18"/>
-                                  </w:rPr>
-                                </w:pPr>
-                                <w:r>
-                                  <w:rPr>
-                                    <w:color w:val="1B2A4A"/>
-                                    <w:sz w:val="18"/>
-                                    <w:szCs w:val="18"/>
-                                  </w:rPr>
-                                  <w:t>ShipmentDateNormalNewPage</w:t>
-                                </w:r>
-                              </w:p>
-                            </w:tc>
-                          </w:sdtContent>
-                        </w:sdt>
-                        <w:tc>
-                          <w:tcPr>
-                            <w:tcW w:w="907" w:type="dxa"/>
-                            <w:tcBorders>
-                              <w:top w:val="single" w:color="D1D1D1" w:themeColor="background2" w:themeShade="E6" w:sz="4" w:space="0"/>
-                              <w:left w:val="nil"/>
-                              <w:bottom w:val="single" w:color="D1D1D1" w:themeColor="background2" w:themeShade="E6" w:sz="4" w:space="0"/>
-                              <w:right w:val="nil"/>
-                            </w:tcBorders>
-                            <w:tcMar>
-                              <w:top w:w="80" w:type="dxa"/>
-                              <w:left w:w="100" w:type="dxa"/>
-                              <w:bottom w:w="80" w:type="dxa"/>
-                              <w:right w:w="100" w:type="dxa"/>
-                            </w:tcMar>
-                            <w:vAlign w:val="center"/>
-                          </w:tcPr>
-                          <w:sdt>
-                            <w:sdtPr>
-                              <w:alias w:val="#Nav: /Header/Line/LineNormalNewPage/QuantityNormalNewPage"/>
-                              <w:tag w:val="#Nav: Standard_Sales_Invoice/1306"/>
-                              <w:id w:val="-1163621366"/>
-                              <w:placeholder>
-                                <w:docPart w:val="DefaultPlaceholder_-1854013440"/>
-                              </w:placeholder>
-                              <w:dataBinding w:prefixMappings="xmlns:ns0='urn:microsoft-dynamics-nav/reports/Standard_Sales_Invoice/1306/' " w:xpath="/ns0:NavWordReportXmlPart[1]/ns0:Header[1]/ns0:Line[1]/ns0:LineNormalNewPage[1]/ns0:QuantityNormalNewPage[1]" w:storeItemID="{846EFE63-9E40-4DB6-817D-767764B070A9}"/>
-                              <w:text/>
-                            </w:sdtPr>
-                            <w:sdtContent>
-                              <w:p>
-                                <w:pPr>
-                                  <w:pStyle w:val="CenterLine"/>
-                                </w:pPr>
-                                <w:r>
-                                  <w:t>QuantityNormalNewPage</w:t>
-                                </w:r>
-                              </w:p>
-                            </w:sdtContent>
-                          </w:sdt>
-                        </w:tc>
-                        <w:tc>
-                          <w:tcPr>
-                            <w:tcW w:w="1701" w:type="dxa"/>
-                            <w:tcBorders>
-                              <w:top w:val="single" w:color="D1D1D1" w:themeColor="background2" w:themeShade="E6" w:sz="4" w:space="0"/>
-                              <w:left w:val="nil"/>
-                              <w:bottom w:val="single" w:color="D1D1D1" w:themeColor="background2" w:themeShade="E6" w:sz="4" w:space="0"/>
-                              <w:right w:val="nil"/>
-                            </w:tcBorders>
-                            <w:tcMar>
-                              <w:top w:w="80" w:type="dxa"/>
-                              <w:left w:w="100" w:type="dxa"/>
-                              <w:bottom w:w="80" w:type="dxa"/>
-                              <w:right w:w="100" w:type="dxa"/>
-                            </w:tcMar>
-                            <w:vAlign w:val="center"/>
-                          </w:tcPr>
-                          <w:sdt>
-                            <w:sdtPr>
-                              <w:alias w:val="#Nav: /Header/Line/LineNormalNewPage/UnitPriceNormalNewPage"/>
-                              <w:tag w:val="#Nav: Standard_Sales_Invoice/1306"/>
-                              <w:id w:val="-684599067"/>
-                              <w:placeholder>
-                                <w:docPart w:val="DefaultPlaceholder_-1854013440"/>
-                              </w:placeholder>
-                              <w:dataBinding w:prefixMappings="xmlns:ns0='urn:microsoft-dynamics-nav/reports/Standard_Sales_Invoice/1306/' " w:xpath="/ns0:NavWordReportXmlPart[1]/ns0:Header[1]/ns0:Line[1]/ns0:LineNormalNewPage[1]/ns0:UnitPriceNormalNewPage[1]" w:storeItemID="{846EFE63-9E40-4DB6-817D-767764B070A9}"/>
-                              <w:text/>
-                            </w:sdtPr>
-                            <w:sdtContent>
-                              <w:p>
-                                <w:pPr>
-                                  <w:pStyle w:val="RightLine"/>
-                                </w:pPr>
-                                <w:r>
-                                  <w:t>UnitPriceNormalNewPage</w:t>
-                                </w:r>
-                              </w:p>
-                            </w:sdtContent>
-                          </w:sdt>
-                        </w:tc>
-                        <w:tc>
-                          <w:tcPr>
-                            <w:tcW w:w="1985" w:type="dxa"/>
-                            <w:tcBorders>
-                              <w:top w:val="single" w:color="D1D1D1" w:themeColor="background2" w:themeShade="E6" w:sz="4" w:space="0"/>
-                              <w:left w:val="nil"/>
-                              <w:bottom w:val="single" w:color="D1D1D1" w:themeColor="background2" w:themeShade="E6" w:sz="4" w:space="0"/>
-                              <w:right w:val="nil"/>
-                            </w:tcBorders>
-                            <w:tcMar>
-                              <w:top w:w="80" w:type="dxa"/>
-                              <w:left w:w="100" w:type="dxa"/>
-                              <w:bottom w:w="80" w:type="dxa"/>
-                              <w:right w:w="100" w:type="dxa"/>
-                            </w:tcMar>
-                            <w:vAlign w:val="center"/>
-                          </w:tcPr>
-                          <w:sdt>
-                            <w:sdtPr>
-                              <w:alias w:val="#Nav: /Header/Line/LineNormalNewPage/LineAmountNormalNewPage"/>
-                              <w:tag w:val="#Nav: Standard_Sales_Invoice/1306"/>
-                              <w:id w:val="-711197375"/>
-                              <w:placeholder>
-                                <w:docPart w:val="DefaultPlaceholder_-1854013440"/>
-                              </w:placeholder>
-                              <w:dataBinding w:prefixMappings="xmlns:ns0='urn:microsoft-dynamics-nav/reports/Standard_Sales_Invoice/1306/' " w:xpath="/ns0:NavWordReportXmlPart[1]/ns0:Header[1]/ns0:Line[1]/ns0:LineNormalNewPage[1]/ns0:LineAmountNormalNewPage[1]" w:storeItemID="{846EFE63-9E40-4DB6-817D-767764B070A9}"/>
-                              <w:text/>
-                            </w:sdtPr>
-                            <w:sdtContent>
-                              <w:p>
-                                <w:pPr>
-                                  <w:pStyle w:val="RightLine"/>
-                                </w:pPr>
-                                <w:r>
-                                  <w:t>LineAmountNormalNewPage</w:t>
-                                </w:r>
-                              </w:p>
-                            </w:sdtContent>
-                          </w:sdt>
-                        </w:tc>
-                      </w:tr>
-                    </w:sdtContent>
-                  </w:sdt>
-                </w:sdtContent>
-              </w:sdt>
-              <w:sdt>
-                <w:sdtPr>
+              <w:p>
+                <w:r>
                   <w:rPr>
                     <w:color w:val="1B2A4A"/>
                     <w:sz w:val="18"/>
                     <w:szCs w:val="18"/>
                   </w:rPr>
-                  <w:alias w:val="#Nav: /Header/Line/LineNormal"/>
-                  <w:tag w:val="#Nav: Standard_Sales_Invoice/1306"/>
-                  <w:id w:val="847290523"/>
-                  <w15:dataBinding w:prefixMappings="xmlns:ns0='urn:microsoft-dynamics-nav/reports/Standard_Sales_Invoice/1306/' " w:xpath="/ns0:NavWordReportXmlPart[1]/ns0:Header[1]/ns0:Line[1]/ns0:LineNormal" w:storeItemID="{846EFE63-9E40-4DB6-817D-767764B070A9}"/>
-                  <w15:repeatingSection/>
-                </w:sdtPr>
-                <w:sdtContent>
-                  <w:sdt>
-                    <w:sdtPr>
-                      <w:rPr>
-                        <w:color w:val="1B2A4A"/>
-                        <w:sz w:val="18"/>
-                        <w:szCs w:val="18"/>
-                      </w:rPr>
-                      <w:id w:val="190811884"/>
-                      <w:placeholder>
-                        <w:docPart w:val="DefaultPlaceholder_-1854013435"/>
-                      </w:placeholder>
-                      <w15:repeatingSectionItem/>
-                    </w:sdtPr>
-                    <w:sdtContent>
-                      <w:tr>
-                        <w:tc>
-                          <w:tcPr>
-                            <w:tcW w:w="1304" w:type="dxa"/>
-                            <w:tcBorders>
-                              <w:top w:val="single" w:color="D1D1D1" w:themeColor="background2" w:themeShade="E6" w:sz="4" w:space="0"/>
-                              <w:left w:val="nil"/>
-                              <w:bottom w:val="single" w:color="D1D1D1" w:themeColor="background2" w:themeShade="E6" w:sz="4" w:space="0"/>
-                              <w:right w:val="nil"/>
-                            </w:tcBorders>
-                            <w:tcMar>
-                              <w:top w:w="80" w:type="dxa"/>
-                              <w:left w:w="100" w:type="dxa"/>
-                              <w:bottom w:w="80" w:type="dxa"/>
-                              <w:right w:w="100" w:type="dxa"/>
-                            </w:tcMar>
-                            <w:vAlign w:val="center"/>
-                          </w:tcPr>
-                          <w:sdt>
-                            <w:sdtPr>
-                              <w:rPr>
-                                <w:color w:val="1B2A4A"/>
-                                <w:sz w:val="18"/>
-                                <w:szCs w:val="18"/>
-                              </w:rPr>
-                              <w:alias w:val="#Nav: /Header/Line/LineNormal/ItemNoNormal"/>
-                              <w:tag w:val="#Nav: Standard_Sales_Invoice/1306"/>
-                              <w:id w:val="76109433"/>
-                              <w:placeholder>
-                                <w:docPart w:val="DefaultPlaceholder_-1854013440"/>
-                              </w:placeholder>
-                              <w:dataBinding w:prefixMappings="xmlns:ns0='urn:microsoft-dynamics-nav/reports/Standard_Sales_Invoice/1306/' " w:xpath="/ns0:NavWordReportXmlPart[1]/ns0:Header[1]/ns0:Line[1]/ns0:LineNormal[1]/ns0:ItemNoNormal[1]" w:storeItemID="{846EFE63-9E40-4DB6-817D-767764B070A9}"/>
-                              <w:text/>
-                            </w:sdtPr>
-                            <w:sdtContent>
-                              <w:p>
-                                <w:r>
-                                  <w:rPr>
-                                    <w:color w:val="1B2A4A"/>
-                                    <w:sz w:val="18"/>
-                                    <w:szCs w:val="18"/>
-                                  </w:rPr>
-                                  <w:t>ItemNoNormal</w:t>
-                                </w:r>
-                              </w:p>
-                            </w:sdtContent>
-                          </w:sdt>
-                        </w:tc>
-                        <w:tc>
-                          <w:tcPr>
-                            <w:tcW w:w="3629" w:type="dxa"/>
-                            <w:tcBorders>
-                              <w:top w:val="single" w:color="D1D1D1" w:themeColor="background2" w:themeShade="E6" w:sz="4" w:space="0"/>
-                              <w:left w:val="nil"/>
-                              <w:bottom w:val="single" w:color="D1D1D1" w:themeColor="background2" w:themeShade="E6" w:sz="4" w:space="0"/>
-                              <w:right w:val="nil"/>
-                            </w:tcBorders>
-                            <w:tcMar>
-                              <w:top w:w="80" w:type="dxa"/>
-                              <w:left w:w="100" w:type="dxa"/>
-                              <w:bottom w:w="80" w:type="dxa"/>
-                              <w:right w:w="100" w:type="dxa"/>
-                            </w:tcMar>
-                            <w:vAlign w:val="center"/>
-                          </w:tcPr>
-                          <w:sdt>
-                            <w:sdtPr>
-                              <w:rPr>
-                                <w:color w:val="1B2A4A"/>
-                                <w:sz w:val="18"/>
-                                <w:szCs w:val="18"/>
-                              </w:rPr>
-                              <w:alias w:val="#Nav: /Header/Line/LineNormal/DescriptionNormal"/>
-                              <w:tag w:val="#Nav: Standard_Sales_Invoice/1306"/>
-                              <w:id w:val="-1585446669"/>
-                              <w:placeholder>
-                                <w:docPart w:val="DefaultPlaceholder_-1854013440"/>
-                              </w:placeholder>
-                              <w:dataBinding w:prefixMappings="xmlns:ns0='urn:microsoft-dynamics-nav/reports/Standard_Sales_Invoice/1306/' " w:xpath="/ns0:NavWordReportXmlPart[1]/ns0:Header[1]/ns0:Line[1]/ns0:LineNormal[1]/ns0:DescriptionNormal[1]" w:storeItemID="{846EFE63-9E40-4DB6-817D-767764B070A9}"/>
-                              <w:text/>
-                            </w:sdtPr>
-                            <w:sdtContent>
-                              <w:p>
-                                <w:r>
-                                  <w:rPr>
-                                    <w:color w:val="1B2A4A"/>
-                                    <w:sz w:val="18"/>
-                                    <w:szCs w:val="18"/>
-                                  </w:rPr>
-                                  <w:t>DescriptionNormal</w:t>
-                                </w:r>
-                              </w:p>
-                            </w:sdtContent>
-                          </w:sdt>
-                        </w:tc>
-                        <w:sdt>
-                          <w:sdtPr>
-                            <w:rPr>
-                              <w:color w:val="1B2A4A"/>
-                              <w:sz w:val="18"/>
-                              <w:szCs w:val="18"/>
-                            </w:rPr>
-                            <w:id w:val="-1616054047"/>
-                            <w:placeholder>
-                              <w:docPart w:val="DefaultPlaceholder_-1854013440"/>
-                            </w:placeholder>
-                            <w:dataBinding w:prefixMappings="xmlns:ns0='urn:microsoft-dynamics-nav/reports/Standard_Sales_Invoice/1306/' " w:xpath="/ns0:NavWordReportXmlPart[1]/ns0:Header[1]/ns0:Line[1]/ns0:LineNormal[1]/ns0:ShipmentDateNormal[1]" w:storeItemID="{846EFE63-9E40-4DB6-817D-767764B070A9}"/>
-                            <w:text/>
-                            <w:alias w:val="#Nav: /Header/Line/LineNormal/ShipmentDateNormal"/>
-                            <w:tag w:val="#Nav: Standard_Sales_Invoice/1306"/>
-                          </w:sdtPr>
-                          <w:sdtContent>
-                            <w:tc>
-                              <w:tcPr>
-                                <w:tcW w:w="1304" w:type="dxa"/>
-                                <w:tcBorders>
-                                  <w:top w:val="single" w:color="D1D1D1" w:themeColor="background2" w:themeShade="E6" w:sz="4" w:space="0"/>
-                                  <w:left w:val="nil"/>
-                                  <w:bottom w:val="single" w:color="D1D1D1" w:themeColor="background2" w:themeShade="E6" w:sz="4" w:space="0"/>
-                                  <w:right w:val="nil"/>
-                                </w:tcBorders>
-                                <w:tcMar>
-                                  <w:top w:w="80" w:type="dxa"/>
-                                  <w:left w:w="100" w:type="dxa"/>
-                                  <w:bottom w:w="80" w:type="dxa"/>
-                                  <w:right w:w="100" w:type="dxa"/>
-                                </w:tcMar>
-                                <w:vAlign w:val="center"/>
-                              </w:tcPr>
-                              <w:p>
-                                <w:r>
-                                  <w:rPr>
-                                    <w:color w:val="1B2A4A"/>
-                                    <w:sz w:val="18"/>
-                                    <w:szCs w:val="18"/>
-                                  </w:rPr>
-                                  <w:t>ShipmentDateNormal</w:t>
-                                </w:r>
-                              </w:p>
-                            </w:tc>
-                          </w:sdtContent>
-                        </w:sdt>
-                        <w:tc>
-                          <w:tcPr>
-                            <w:tcW w:w="907" w:type="dxa"/>
-                            <w:tcBorders>
-                              <w:top w:val="single" w:color="D1D1D1" w:themeColor="background2" w:themeShade="E6" w:sz="4" w:space="0"/>
-                              <w:left w:val="nil"/>
-                              <w:bottom w:val="single" w:color="D1D1D1" w:themeColor="background2" w:themeShade="E6" w:sz="4" w:space="0"/>
-                              <w:right w:val="nil"/>
-                            </w:tcBorders>
-                            <w:tcMar>
-                              <w:top w:w="80" w:type="dxa"/>
-                              <w:left w:w="100" w:type="dxa"/>
-                              <w:bottom w:w="80" w:type="dxa"/>
-                              <w:right w:w="100" w:type="dxa"/>
-                            </w:tcMar>
-                            <w:vAlign w:val="center"/>
-                          </w:tcPr>
-                          <w:sdt>
-                            <w:sdtPr>
-                              <w:alias w:val="#Nav: /Header/Line/LineNormal/QuantityNormal"/>
-                              <w:tag w:val="#Nav: Standard_Sales_Invoice/1306"/>
-                              <w:id w:val="1785690558"/>
-                              <w:placeholder>
-                                <w:docPart w:val="DefaultPlaceholder_-1854013440"/>
-                              </w:placeholder>
-                              <w:dataBinding w:prefixMappings="xmlns:ns0='urn:microsoft-dynamics-nav/reports/Standard_Sales_Invoice/1306/' " w:xpath="/ns0:NavWordReportXmlPart[1]/ns0:Header[1]/ns0:Line[1]/ns0:LineNormal[1]/ns0:QuantityNormal[1]" w:storeItemID="{846EFE63-9E40-4DB6-817D-767764B070A9}"/>
-                              <w:text/>
-                            </w:sdtPr>
-                            <w:sdtContent>
-                              <w:p>
-                                <w:pPr>
-                                  <w:pStyle w:val="CenterLine"/>
-                                </w:pPr>
-                                <w:r>
-                                  <w:t>QuantityNormal</w:t>
-                                </w:r>
-                              </w:p>
-                            </w:sdtContent>
-                          </w:sdt>
-                        </w:tc>
-                        <w:tc>
-                          <w:tcPr>
-                            <w:tcW w:w="1701" w:type="dxa"/>
-                            <w:tcBorders>
-                              <w:top w:val="single" w:color="D1D1D1" w:themeColor="background2" w:themeShade="E6" w:sz="4" w:space="0"/>
-                              <w:left w:val="nil"/>
-                              <w:bottom w:val="single" w:color="D1D1D1" w:themeColor="background2" w:themeShade="E6" w:sz="4" w:space="0"/>
-                              <w:right w:val="nil"/>
-                            </w:tcBorders>
-                            <w:tcMar>
-                              <w:top w:w="80" w:type="dxa"/>
-                              <w:left w:w="100" w:type="dxa"/>
-                              <w:bottom w:w="80" w:type="dxa"/>
-                              <w:right w:w="100" w:type="dxa"/>
-                            </w:tcMar>
-                            <w:vAlign w:val="center"/>
-                          </w:tcPr>
-                          <w:sdt>
-                            <w:sdtPr>
-                              <w:alias w:val="#Nav: /Header/Line/LineNormal/UnitPriceNormal"/>
-                              <w:tag w:val="#Nav: Standard_Sales_Invoice/1306"/>
-                              <w:id w:val="-227159676"/>
-                              <w:placeholder>
-                                <w:docPart w:val="DefaultPlaceholder_-1854013440"/>
-                              </w:placeholder>
-                              <w:dataBinding w:prefixMappings="xmlns:ns0='urn:microsoft-dynamics-nav/reports/Standard_Sales_Invoice/1306/' " w:xpath="/ns0:NavWordReportXmlPart[1]/ns0:Header[1]/ns0:Line[1]/ns0:LineNormal[1]/ns0:UnitPriceNormal[1]" w:storeItemID="{846EFE63-9E40-4DB6-817D-767764B070A9}"/>
-                              <w:text/>
-                            </w:sdtPr>
-                            <w:sdtContent>
-                              <w:p>
-                                <w:pPr>
-                                  <w:pStyle w:val="RightLine"/>
-                                </w:pPr>
-                                <w:r>
-                                  <w:t>UnitPriceNormal</w:t>
-                                </w:r>
-                              </w:p>
-                            </w:sdtContent>
-                          </w:sdt>
-                        </w:tc>
-                        <w:tc>
-                          <w:tcPr>
-                            <w:tcW w:w="1985" w:type="dxa"/>
-                            <w:tcBorders>
-                              <w:top w:val="single" w:color="D1D1D1" w:themeColor="background2" w:themeShade="E6" w:sz="4" w:space="0"/>
-                              <w:left w:val="nil"/>
-                              <w:bottom w:val="single" w:color="D1D1D1" w:themeColor="background2" w:themeShade="E6" w:sz="4" w:space="0"/>
-                              <w:right w:val="nil"/>
-                            </w:tcBorders>
-                            <w:tcMar>
-                              <w:top w:w="80" w:type="dxa"/>
-                              <w:left w:w="100" w:type="dxa"/>
-                              <w:bottom w:w="80" w:type="dxa"/>
-                              <w:right w:w="100" w:type="dxa"/>
-                            </w:tcMar>
-                            <w:vAlign w:val="center"/>
-                          </w:tcPr>
-                          <w:sdt>
-                            <w:sdtPr>
-                              <w:alias w:val="#Nav: /Header/Line/LineNormal/LineAmountNormal"/>
-                              <w:tag w:val="#Nav: Standard_Sales_Invoice/1306"/>
-                              <w:id w:val="1285223170"/>
-                              <w:placeholder>
-                                <w:docPart w:val="DefaultPlaceholder_-1854013440"/>
-                              </w:placeholder>
-                              <w:dataBinding w:prefixMappings="xmlns:ns0='urn:microsoft-dynamics-nav/reports/Standard_Sales_Invoice/1306/' " w:xpath="/ns0:NavWordReportXmlPart[1]/ns0:Header[1]/ns0:Line[1]/ns0:LineNormal[1]/ns0:LineAmountNormal[1]" w:storeItemID="{846EFE63-9E40-4DB6-817D-767764B070A9}"/>
-                              <w:text/>
-                            </w:sdtPr>
-                            <w:sdtContent>
-                              <w:p>
-                                <w:pPr>
-                                  <w:pStyle w:val="RightLine"/>
-                                </w:pPr>
-                                <w:r>
-                                  <w:t>LineAmountNormal</w:t>
-                                </w:r>
-                              </w:p>
-                            </w:sdtContent>
-                          </w:sdt>
-                        </w:tc>
-                      </w:tr>
-                    </w:sdtContent>
-                  </w:sdt>
-                </w:sdtContent>
-              </w:sdt>
-              <w:sdt>
-                <w:sdtPr>
+                  <w:t>ItemNoNormal</w:t>
+                </w:r>
+              </w:p>
+            </w:sdtContent>
+          </w:sdt>
+        </w:tc>
+        <w:tc>
+          <w:tcPr>
+            <w:tcW w:w="1968" w:type="dxa"/>
+            <w:tcBorders>
+              <w:top w:val="single" w:color="D1D1D1" w:themeColor="background2" w:themeShade="E6" w:sz="4" w:space="0"/>
+              <w:left w:val="nil"/>
+              <w:bottom w:val="single" w:color="D1D1D1" w:themeColor="background2" w:themeShade="E6" w:sz="4" w:space="0"/>
+              <w:right w:val="nil"/>
+            </w:tcBorders>
+            <w:tcMar>
+              <w:top w:w="80" w:type="dxa"/>
+              <w:left w:w="100" w:type="dxa"/>
+              <w:bottom w:w="80" w:type="dxa"/>
+              <w:right w:w="100" w:type="dxa"/>
+            </w:tcMar>
+            <w:vAlign w:val="center"/>
+          </w:tcPr>
+          <w:sdt>
+            <w:sdtPr>
+              <w:rPr>
+                <w:color w:val="1B2A4A"/>
+                <w:sz w:val="18"/>
+                <w:szCs w:val="18"/>
+              </w:rPr>
+              <w:id w:val="721106280"/>
+              <w:placeholder>
+                <w:docPart w:val="DefaultPlaceholder_-1854013440"/>
+              </w:placeholder>
+              <w:dataBinding w:prefixMappings="xmlns:ns0='urn:microsoft-dynamics-nav/reports/Standard_Sales_Invoice/1306/' " w:xpath="/ns0:NavWordReportXmlPart[1]/ns0:Header[1]/ns0:Line[1]/ns0:LineNormal[1]/ns0:DescriptionNormal[1]" w:storeItemID="{846EFE63-9E40-4DB6-817D-767764B070A9}"/>
+              <w:text/>
+              <w:alias w:val="#Nav: /Header/Line/LineNormal/DescriptionNormal"/>
+              <w:tag w:val="#Nav: Standard_Sales_Invoice/1306"/>
+            </w:sdtPr>
+            <w:sdtContent>
+              <w:p>
+                <w:r>
                   <w:rPr>
-                    <w:i/>
-                    <w:iCs/>
-                  </w:rPr>
-                  <w:alias w:val="#Nav: /Header/Line/LineItalicNewPage"/>
-                  <w:tag w:val="#Nav: Standard_Sales_Invoice/1306"/>
-                  <w:id w:val="-2077820511"/>
-                  <w15:dataBinding w:prefixMappings="xmlns:ns0='urn:microsoft-dynamics-nav/reports/Standard_Sales_Invoice/1306/' " w:xpath="/ns0:NavWordReportXmlPart[1]/ns0:Header[1]/ns0:Line[1]/ns0:LineItalicNewPage" w:storeItemID="{846EFE63-9E40-4DB6-817D-767764B070A9}"/>
-                  <w15:repeatingSection/>
-                </w:sdtPr>
-                <w:sdtContent>
-                  <w:sdt>
-                    <w:sdtPr>
-                      <w:rPr>
-                        <w:i/>
-                        <w:iCs/>
-                      </w:rPr>
-                      <w:id w:val="-717050499"/>
-                      <w:placeholder>
-                        <w:docPart w:val="DefaultPlaceholder_-1854013435"/>
-                      </w:placeholder>
-                      <w15:repeatingSectionItem/>
-                    </w:sdtPr>
-                    <w:sdtContent>
-                      <w:tr>
-                        <w:tc>
-                          <w:tcPr>
-                            <w:tcW w:w="1304" w:type="dxa"/>
-                            <w:tcBorders>
-                              <w:top w:val="single" w:color="D1D1D1" w:themeColor="background2" w:themeShade="E6" w:sz="4" w:space="0"/>
-                              <w:left w:val="nil"/>
-                              <w:bottom w:val="single" w:color="D1D1D1" w:themeColor="background2" w:themeShade="E6" w:sz="4" w:space="0"/>
-                              <w:right w:val="nil"/>
-                            </w:tcBorders>
-                            <w:tcMar>
-                              <w:top w:w="80" w:type="dxa"/>
-                              <w:left w:w="100" w:type="dxa"/>
-                              <w:bottom w:w="80" w:type="dxa"/>
-                              <w:right w:w="100" w:type="dxa"/>
-                            </w:tcMar>
-                            <w:vAlign w:val="center"/>
-                          </w:tcPr>
-                          <w:sdt>
-                            <w:sdtPr>
-                              <w:rPr>
-                                <w:i/>
-                                <w:iCs/>
-                              </w:rPr>
-                              <w:alias w:val="#Nav: /Header/Line/LineItalicNewPage/ItemNoItalicNewPage"/>
-                              <w:tag w:val="#Nav: Standard_Sales_Invoice/1306"/>
-                              <w:id w:val="-18080802"/>
-                              <w:placeholder>
-                                <w:docPart w:val="DefaultPlaceholder_-1854013440"/>
-                              </w:placeholder>
-                              <w:dataBinding w:prefixMappings="xmlns:ns0='urn:microsoft-dynamics-nav/reports/Standard_Sales_Invoice/1306/' " w:xpath="/ns0:NavWordReportXmlPart[1]/ns0:Header[1]/ns0:Line[1]/ns0:LineItalicNewPage[1]/ns0:ItemNoItalicNewPage[1]" w:storeItemID="{846EFE63-9E40-4DB6-817D-767764B070A9}"/>
-                              <w:text/>
-                            </w:sdtPr>
-                            <w:sdtContent>
-                              <w:p>
-                                <w:pPr>
-                                  <w:pStyle w:val="LinePageBreak"/>
-                                  <w:rPr>
-                                    <w:i/>
-                                    <w:iCs/>
-                                  </w:rPr>
-                                </w:pPr>
-                                <w:r>
-                                  <w:rPr>
-                                    <w:i/>
-                                    <w:iCs/>
-                                  </w:rPr>
-                                  <w:t>ItemNoItalicNewPage</w:t>
-                                </w:r>
-                              </w:p>
-                            </w:sdtContent>
-                          </w:sdt>
-                        </w:tc>
-                        <w:tc>
-                          <w:tcPr>
-                            <w:tcW w:w="3629" w:type="dxa"/>
-                            <w:tcBorders>
-                              <w:top w:val="single" w:color="D1D1D1" w:themeColor="background2" w:themeShade="E6" w:sz="4" w:space="0"/>
-                              <w:left w:val="nil"/>
-                              <w:bottom w:val="single" w:color="D1D1D1" w:themeColor="background2" w:themeShade="E6" w:sz="4" w:space="0"/>
-                              <w:right w:val="nil"/>
-                            </w:tcBorders>
-                            <w:tcMar>
-                              <w:top w:w="80" w:type="dxa"/>
-                              <w:left w:w="100" w:type="dxa"/>
-                              <w:bottom w:w="80" w:type="dxa"/>
-                              <w:right w:w="100" w:type="dxa"/>
-                            </w:tcMar>
-                            <w:vAlign w:val="center"/>
-                          </w:tcPr>
-                          <w:sdt>
-                            <w:sdtPr>
-                              <w:rPr>
-                                <w:i/>
-                                <w:iCs/>
-                                <w:color w:val="1B2A4A"/>
-                                <w:sz w:val="18"/>
-                                <w:szCs w:val="18"/>
-                              </w:rPr>
-                              <w:alias w:val="#Nav: /Header/Line/LineItalicNewPage/DescriptionItalicNewPage"/>
-                              <w:tag w:val="#Nav: Standard_Sales_Invoice/1306"/>
-                              <w:id w:val="1930703374"/>
-                              <w:placeholder>
-                                <w:docPart w:val="DefaultPlaceholder_-1854013440"/>
-                              </w:placeholder>
-                              <w:dataBinding w:prefixMappings="xmlns:ns0='urn:microsoft-dynamics-nav/reports/Standard_Sales_Invoice/1306/' " w:xpath="/ns0:NavWordReportXmlPart[1]/ns0:Header[1]/ns0:Line[1]/ns0:LineItalicNewPage[1]/ns0:DescriptionItalicNewPage[1]" w:storeItemID="{846EFE63-9E40-4DB6-817D-767764B070A9}"/>
-                              <w:text/>
-                            </w:sdtPr>
-                            <w:sdtContent>
-                              <w:p>
-                                <w:pPr>
-                                  <w:rPr>
-                                    <w:i/>
-                                    <w:iCs/>
-                                    <w:color w:val="1B2A4A"/>
-                                    <w:sz w:val="18"/>
-                                    <w:szCs w:val="18"/>
-                                  </w:rPr>
-                                </w:pPr>
-                                <w:r>
-                                  <w:rPr>
-                                    <w:i/>
-                                    <w:iCs/>
-                                    <w:color w:val="1B2A4A"/>
-                                    <w:sz w:val="18"/>
-                                    <w:szCs w:val="18"/>
-                                  </w:rPr>
-                                  <w:t>DescriptionItalicNewPage</w:t>
-                                </w:r>
-                              </w:p>
-                            </w:sdtContent>
-                          </w:sdt>
-                        </w:tc>
-                        <w:sdt>
-                          <w:sdtPr>
-                            <w:rPr>
-                              <w:i/>
-                              <w:iCs/>
-                              <w:color w:val="1B2A4A"/>
-                              <w:sz w:val="18"/>
-                              <w:szCs w:val="18"/>
-                            </w:rPr>
-                            <w:id w:val="-1538187374"/>
-                            <w:placeholder>
-                              <w:docPart w:val="DefaultPlaceholder_-1854013440"/>
-                            </w:placeholder>
-                            <w:dataBinding w:prefixMappings="xmlns:ns0='urn:microsoft-dynamics-nav/reports/Standard_Sales_Invoice/1306/' " w:xpath="/ns0:NavWordReportXmlPart[1]/ns0:Header[1]/ns0:Line[1]/ns0:LineItalicNewPage[1]/ns0:ShipmentDateItalicNewPage[1]" w:storeItemID="{846EFE63-9E40-4DB6-817D-767764B070A9}"/>
-                            <w:text/>
-                            <w:alias w:val="#Nav: /Header/Line/LineItalicNewPage/ShipmentDateItalicNewPage"/>
-                            <w:tag w:val="#Nav: Standard_Sales_Invoice/1306"/>
-                          </w:sdtPr>
-                          <w:sdtContent>
-                            <w:tc>
-                              <w:tcPr>
-                                <w:tcW w:w="1304" w:type="dxa"/>
-                                <w:tcBorders>
-                                  <w:top w:val="single" w:color="D1D1D1" w:themeColor="background2" w:themeShade="E6" w:sz="4" w:space="0"/>
-                                  <w:left w:val="nil"/>
-                                  <w:bottom w:val="single" w:color="D1D1D1" w:themeColor="background2" w:themeShade="E6" w:sz="4" w:space="0"/>
-                                  <w:right w:val="nil"/>
-                                </w:tcBorders>
-                                <w:tcMar>
-                                  <w:top w:w="80" w:type="dxa"/>
-                                  <w:left w:w="100" w:type="dxa"/>
-                                  <w:bottom w:w="80" w:type="dxa"/>
-                                  <w:right w:w="100" w:type="dxa"/>
-                                </w:tcMar>
-                                <w:vAlign w:val="center"/>
-                              </w:tcPr>
-                              <w:p>
-                                <w:pPr>
-                                  <w:rPr>
-                                    <w:i/>
-                                    <w:iCs/>
-                                    <w:color w:val="1B2A4A"/>
-                                    <w:sz w:val="18"/>
-                                    <w:szCs w:val="18"/>
-                                  </w:rPr>
-                                </w:pPr>
-                                <w:r>
-                                  <w:rPr>
-                                    <w:i/>
-                                    <w:iCs/>
-                                    <w:color w:val="1B2A4A"/>
-                                    <w:sz w:val="18"/>
-                                    <w:szCs w:val="18"/>
-                                  </w:rPr>
-                                  <w:t>ShipmentDateItalicNewPage</w:t>
-                                </w:r>
-                              </w:p>
-                            </w:tc>
-                          </w:sdtContent>
-                        </w:sdt>
-                        <w:tc>
-                          <w:tcPr>
-                            <w:tcW w:w="907" w:type="dxa"/>
-                            <w:tcBorders>
-                              <w:top w:val="single" w:color="D1D1D1" w:themeColor="background2" w:themeShade="E6" w:sz="4" w:space="0"/>
-                              <w:left w:val="nil"/>
-                              <w:bottom w:val="single" w:color="D1D1D1" w:themeColor="background2" w:themeShade="E6" w:sz="4" w:space="0"/>
-                              <w:right w:val="nil"/>
-                            </w:tcBorders>
-                            <w:tcMar>
-                              <w:top w:w="80" w:type="dxa"/>
-                              <w:left w:w="100" w:type="dxa"/>
-                              <w:bottom w:w="80" w:type="dxa"/>
-                              <w:right w:w="100" w:type="dxa"/>
-                            </w:tcMar>
-                            <w:vAlign w:val="center"/>
-                          </w:tcPr>
-                          <w:sdt>
-                            <w:sdtPr>
-                              <w:rPr>
-                                <w:i/>
-                                <w:iCs/>
-                              </w:rPr>
-                              <w:alias w:val="#Nav: /Header/Line/LineItalicNewPage/QuantityItalicNewPage"/>
-                              <w:tag w:val="#Nav: Standard_Sales_Invoice/1306"/>
-                              <w:id w:val="-397204459"/>
-                              <w:placeholder>
-                                <w:docPart w:val="DefaultPlaceholder_-1854013440"/>
-                              </w:placeholder>
-                              <w:dataBinding w:prefixMappings="xmlns:ns0='urn:microsoft-dynamics-nav/reports/Standard_Sales_Invoice/1306/' " w:xpath="/ns0:NavWordReportXmlPart[1]/ns0:Header[1]/ns0:Line[1]/ns0:LineItalicNewPage[1]/ns0:QuantityItalicNewPage[1]" w:storeItemID="{846EFE63-9E40-4DB6-817D-767764B070A9}"/>
-                              <w:text/>
-                            </w:sdtPr>
-                            <w:sdtContent>
-                              <w:p>
-                                <w:pPr>
-                                  <w:pStyle w:val="CenterLine"/>
-                                  <w:rPr>
-                                    <w:i/>
-                                    <w:iCs/>
-                                  </w:rPr>
-                                </w:pPr>
-                                <w:r>
-                                  <w:rPr>
-                                    <w:i/>
-                                    <w:iCs/>
-                                  </w:rPr>
-                                  <w:t>QuantityItalicNewPage</w:t>
-                                </w:r>
-                              </w:p>
-                            </w:sdtContent>
-                          </w:sdt>
-                        </w:tc>
-                        <w:tc>
-                          <w:tcPr>
-                            <w:tcW w:w="1701" w:type="dxa"/>
-                            <w:tcBorders>
-                              <w:top w:val="single" w:color="D1D1D1" w:themeColor="background2" w:themeShade="E6" w:sz="4" w:space="0"/>
-                              <w:left w:val="nil"/>
-                              <w:bottom w:val="single" w:color="D1D1D1" w:themeColor="background2" w:themeShade="E6" w:sz="4" w:space="0"/>
-                              <w:right w:val="nil"/>
-                            </w:tcBorders>
-                            <w:tcMar>
-                              <w:top w:w="80" w:type="dxa"/>
-                              <w:left w:w="100" w:type="dxa"/>
-                              <w:bottom w:w="80" w:type="dxa"/>
-                              <w:right w:w="100" w:type="dxa"/>
-                            </w:tcMar>
-                            <w:vAlign w:val="center"/>
-                          </w:tcPr>
-                          <w:sdt>
-                            <w:sdtPr>
-                              <w:rPr>
-                                <w:i/>
-                                <w:iCs/>
-                              </w:rPr>
-                              <w:alias w:val="#Nav: /Header/Line/LineItalicNewPage/UnitPriceItalicNewPage"/>
-                              <w:tag w:val="#Nav: Standard_Sales_Invoice/1306"/>
-                              <w:id w:val="593211287"/>
-                              <w:placeholder>
-                                <w:docPart w:val="DefaultPlaceholder_-1854013440"/>
-                              </w:placeholder>
-                              <w:dataBinding w:prefixMappings="xmlns:ns0='urn:microsoft-dynamics-nav/reports/Standard_Sales_Invoice/1306/' " w:xpath="/ns0:NavWordReportXmlPart[1]/ns0:Header[1]/ns0:Line[1]/ns0:LineItalicNewPage[1]/ns0:UnitPriceItalicNewPage[1]" w:storeItemID="{846EFE63-9E40-4DB6-817D-767764B070A9}"/>
-                              <w:text/>
-                            </w:sdtPr>
-                            <w:sdtContent>
-                              <w:p>
-                                <w:pPr>
-                                  <w:pStyle w:val="RightLine"/>
-                                  <w:rPr>
-                                    <w:i/>
-                                    <w:iCs/>
-                                  </w:rPr>
-                                </w:pPr>
-                                <w:r>
-                                  <w:rPr>
-                                    <w:i/>
-                                    <w:iCs/>
-                                  </w:rPr>
-                                  <w:t>UnitPriceItalicNewPage</w:t>
-                                </w:r>
-                              </w:p>
-                            </w:sdtContent>
-                          </w:sdt>
-                        </w:tc>
-                        <w:tc>
-                          <w:tcPr>
-                            <w:tcW w:w="1985" w:type="dxa"/>
-                            <w:tcBorders>
-                              <w:top w:val="single" w:color="D1D1D1" w:themeColor="background2" w:themeShade="E6" w:sz="4" w:space="0"/>
-                              <w:left w:val="nil"/>
-                              <w:bottom w:val="single" w:color="D1D1D1" w:themeColor="background2" w:themeShade="E6" w:sz="4" w:space="0"/>
-                              <w:right w:val="nil"/>
-                            </w:tcBorders>
-                            <w:tcMar>
-                              <w:top w:w="80" w:type="dxa"/>
-                              <w:left w:w="100" w:type="dxa"/>
-                              <w:bottom w:w="80" w:type="dxa"/>
-                              <w:right w:w="100" w:type="dxa"/>
-                            </w:tcMar>
-                            <w:vAlign w:val="center"/>
-                          </w:tcPr>
-                          <w:sdt>
-                            <w:sdtPr>
-                              <w:rPr>
-                                <w:i/>
-                                <w:iCs/>
-                              </w:rPr>
-                              <w:alias w:val="#Nav: /Header/Line/LineItalicNewPage/LineAmountItalicNewPage"/>
-                              <w:tag w:val="#Nav: Standard_Sales_Invoice/1306"/>
-                              <w:id w:val="-1782028021"/>
-                              <w:placeholder>
-                                <w:docPart w:val="DefaultPlaceholder_-1854013440"/>
-                              </w:placeholder>
-                              <w:dataBinding w:prefixMappings="xmlns:ns0='urn:microsoft-dynamics-nav/reports/Standard_Sales_Invoice/1306/' " w:xpath="/ns0:NavWordReportXmlPart[1]/ns0:Header[1]/ns0:Line[1]/ns0:LineItalicNewPage[1]/ns0:LineAmountItalicNewPage[1]" w:storeItemID="{846EFE63-9E40-4DB6-817D-767764B070A9}"/>
-                              <w:text/>
-                            </w:sdtPr>
-                            <w:sdtContent>
-                              <w:p>
-                                <w:pPr>
-                                  <w:pStyle w:val="RightLine"/>
-                                  <w:rPr>
-                                    <w:i/>
-                                    <w:iCs/>
-                                  </w:rPr>
-                                </w:pPr>
-                                <w:r>
-                                  <w:rPr>
-                                    <w:i/>
-                                    <w:iCs/>
-                                  </w:rPr>
-                                  <w:t>LineAmountItalicNewPage</w:t>
-                                </w:r>
-                              </w:p>
-                            </w:sdtContent>
-                          </w:sdt>
-                        </w:tc>
-                      </w:tr>
-                    </w:sdtContent>
-                  </w:sdt>
-                </w:sdtContent>
-              </w:sdt>
-              <w:sdt>
-                <w:sdtPr>
-                  <w:rPr>
-                    <w:i/>
-                    <w:iCs/>
                     <w:color w:val="1B2A4A"/>
                     <w:sz w:val="18"/>
                     <w:szCs w:val="18"/>
                   </w:rPr>
-                  <w:alias w:val="#Nav: /Header/Line/LineItalic"/>
-                  <w:tag w:val="#Nav: Standard_Sales_Invoice/1306"/>
-                  <w:id w:val="523913979"/>
-                  <w15:dataBinding w:prefixMappings="xmlns:ns0='urn:microsoft-dynamics-nav/reports/Standard_Sales_Invoice/1306/' " w:xpath="/ns0:NavWordReportXmlPart[1]/ns0:Header[1]/ns0:Line[1]/ns0:LineItalic" w:storeItemID="{846EFE63-9E40-4DB6-817D-767764B070A9}"/>
-                  <w15:repeatingSection/>
-                </w:sdtPr>
-                <w:sdtContent>
-                  <w:sdt>
-                    <w:sdtPr>
-                      <w:rPr>
-                        <w:i/>
-                        <w:iCs/>
-                        <w:color w:val="1B2A4A"/>
-                        <w:sz w:val="18"/>
-                        <w:szCs w:val="18"/>
-                      </w:rPr>
-                      <w:id w:val="1175459309"/>
-                      <w:placeholder>
-                        <w:docPart w:val="DefaultPlaceholder_-1854013435"/>
-                      </w:placeholder>
-                      <w15:repeatingSectionItem/>
-                    </w:sdtPr>
-                    <w:sdtContent>
-                      <w:tr>
-                        <w:tc>
-                          <w:tcPr>
-                            <w:tcW w:w="1304" w:type="dxa"/>
-                            <w:tcBorders>
-                              <w:top w:val="single" w:color="D1D1D1" w:themeColor="background2" w:themeShade="E6" w:sz="4" w:space="0"/>
-                              <w:left w:val="nil"/>
-                              <w:bottom w:val="single" w:color="D1D1D1" w:themeColor="background2" w:themeShade="E6" w:sz="4" w:space="0"/>
-                              <w:right w:val="nil"/>
-                            </w:tcBorders>
-                            <w:tcMar>
-                              <w:top w:w="80" w:type="dxa"/>
-                              <w:left w:w="100" w:type="dxa"/>
-                              <w:bottom w:w="80" w:type="dxa"/>
-                              <w:right w:w="100" w:type="dxa"/>
-                            </w:tcMar>
-                            <w:vAlign w:val="center"/>
-                          </w:tcPr>
-                          <w:sdt>
-                            <w:sdtPr>
-                              <w:rPr>
-                                <w:i/>
-                                <w:iCs/>
-                                <w:color w:val="1B2A4A"/>
-                                <w:sz w:val="18"/>
-                                <w:szCs w:val="18"/>
-                              </w:rPr>
-                              <w:alias w:val="#Nav: /Header/Line/LineItalic/ItemNoItalic"/>
-                              <w:tag w:val="#Nav: Standard_Sales_Invoice/1306"/>
-                              <w:id w:val="-1575344619"/>
-                              <w:placeholder>
-                                <w:docPart w:val="DefaultPlaceholder_-1854013440"/>
-                              </w:placeholder>
-                              <w:dataBinding w:prefixMappings="xmlns:ns0='urn:microsoft-dynamics-nav/reports/Standard_Sales_Invoice/1306/' " w:xpath="/ns0:NavWordReportXmlPart[1]/ns0:Header[1]/ns0:Line[1]/ns0:LineItalic[1]/ns0:ItemNoItalic[1]" w:storeItemID="{846EFE63-9E40-4DB6-817D-767764B070A9}"/>
-                              <w:text/>
-                            </w:sdtPr>
-                            <w:sdtContent>
-                              <w:p>
-                                <w:pPr>
-                                  <w:rPr>
-                                    <w:i/>
-                                    <w:iCs/>
-                                    <w:color w:val="1B2A4A"/>
-                                    <w:sz w:val="18"/>
-                                    <w:szCs w:val="18"/>
-                                  </w:rPr>
-                                </w:pPr>
-                                <w:r>
-                                  <w:rPr>
-                                    <w:i/>
-                                    <w:iCs/>
-                                    <w:color w:val="1B2A4A"/>
-                                    <w:sz w:val="18"/>
-                                    <w:szCs w:val="18"/>
-                                  </w:rPr>
-                                  <w:t>ItemNoItalic</w:t>
-                                </w:r>
-                              </w:p>
-                            </w:sdtContent>
-                          </w:sdt>
-                        </w:tc>
-                        <w:tc>
-                          <w:tcPr>
-                            <w:tcW w:w="3629" w:type="dxa"/>
-                            <w:tcBorders>
-                              <w:top w:val="single" w:color="D1D1D1" w:themeColor="background2" w:themeShade="E6" w:sz="4" w:space="0"/>
-                              <w:left w:val="nil"/>
-                              <w:bottom w:val="single" w:color="D1D1D1" w:themeColor="background2" w:themeShade="E6" w:sz="4" w:space="0"/>
-                              <w:right w:val="nil"/>
-                            </w:tcBorders>
-                            <w:tcMar>
-                              <w:top w:w="80" w:type="dxa"/>
-                              <w:left w:w="100" w:type="dxa"/>
-                              <w:bottom w:w="80" w:type="dxa"/>
-                              <w:right w:w="100" w:type="dxa"/>
-                            </w:tcMar>
-                            <w:vAlign w:val="center"/>
-                          </w:tcPr>
-                          <w:sdt>
-                            <w:sdtPr>
-                              <w:rPr>
-                                <w:i/>
-                                <w:iCs/>
-                                <w:color w:val="1B2A4A"/>
-                                <w:sz w:val="18"/>
-                                <w:szCs w:val="18"/>
-                              </w:rPr>
-                              <w:alias w:val="#Nav: /Header/Line/LineItalic/DescriptionItalic"/>
-                              <w:tag w:val="#Nav: Standard_Sales_Invoice/1306"/>
-                              <w:id w:val="-1560702384"/>
-                              <w:placeholder>
-                                <w:docPart w:val="DefaultPlaceholder_-1854013440"/>
-                              </w:placeholder>
-                              <w:dataBinding w:prefixMappings="xmlns:ns0='urn:microsoft-dynamics-nav/reports/Standard_Sales_Invoice/1306/' " w:xpath="/ns0:NavWordReportXmlPart[1]/ns0:Header[1]/ns0:Line[1]/ns0:LineItalic[1]/ns0:DescriptionItalic[1]" w:storeItemID="{846EFE63-9E40-4DB6-817D-767764B070A9}"/>
-                              <w:text/>
-                            </w:sdtPr>
-                            <w:sdtContent>
-                              <w:p>
-                                <w:pPr>
-                                  <w:rPr>
-                                    <w:i/>
-                                    <w:iCs/>
-                                    <w:color w:val="1B2A4A"/>
-                                    <w:sz w:val="18"/>
-                                    <w:szCs w:val="18"/>
-                                  </w:rPr>
-                                </w:pPr>
-                                <w:r>
-                                  <w:rPr>
-                                    <w:i/>
-                                    <w:iCs/>
-                                    <w:color w:val="1B2A4A"/>
-                                    <w:sz w:val="18"/>
-                                    <w:szCs w:val="18"/>
-                                  </w:rPr>
-                                  <w:t>DescriptionItalic</w:t>
-                                </w:r>
-                              </w:p>
-                            </w:sdtContent>
-                          </w:sdt>
-                        </w:tc>
-                        <w:sdt>
-                          <w:sdtPr>
-                            <w:rPr>
-                              <w:i/>
-                              <w:iCs/>
-                              <w:color w:val="1B2A4A"/>
-                              <w:sz w:val="18"/>
-                              <w:szCs w:val="18"/>
-                            </w:rPr>
-                            <w:id w:val="-1422325608"/>
-                            <w:placeholder>
-                              <w:docPart w:val="DefaultPlaceholder_-1854013440"/>
-                            </w:placeholder>
-                            <w:dataBinding w:prefixMappings="xmlns:ns0='urn:microsoft-dynamics-nav/reports/Standard_Sales_Invoice/1306/' " w:xpath="/ns0:NavWordReportXmlPart[1]/ns0:Header[1]/ns0:Line[1]/ns0:LineItalic[1]/ns0:ShipmentDateItalic[1]" w:storeItemID="{846EFE63-9E40-4DB6-817D-767764B070A9}"/>
-                            <w:text/>
-                            <w:alias w:val="#Nav: /Header/Line/LineItalic/ShipmentDateItalic"/>
-                            <w:tag w:val="#Nav: Standard_Sales_Invoice/1306"/>
-                          </w:sdtPr>
-                          <w:sdtContent>
-                            <w:tc>
-                              <w:tcPr>
-                                <w:tcW w:w="1304" w:type="dxa"/>
-                                <w:tcBorders>
-                                  <w:top w:val="single" w:color="D1D1D1" w:themeColor="background2" w:themeShade="E6" w:sz="4" w:space="0"/>
-                                  <w:left w:val="nil"/>
-                                  <w:bottom w:val="single" w:color="D1D1D1" w:themeColor="background2" w:themeShade="E6" w:sz="4" w:space="0"/>
-                                  <w:right w:val="nil"/>
-                                </w:tcBorders>
-                                <w:tcMar>
-                                  <w:top w:w="80" w:type="dxa"/>
-                                  <w:left w:w="100" w:type="dxa"/>
-                                  <w:bottom w:w="80" w:type="dxa"/>
-                                  <w:right w:w="100" w:type="dxa"/>
-                                </w:tcMar>
-                                <w:vAlign w:val="center"/>
-                              </w:tcPr>
-                              <w:p>
-                                <w:pPr>
-                                  <w:rPr>
-                                    <w:i/>
-                                    <w:iCs/>
-                                    <w:color w:val="1B2A4A"/>
-                                    <w:sz w:val="18"/>
-                                    <w:szCs w:val="18"/>
-                                  </w:rPr>
-                                </w:pPr>
-                                <w:r>
-                                  <w:rPr>
-                                    <w:i/>
-                                    <w:iCs/>
-                                    <w:color w:val="1B2A4A"/>
-                                    <w:sz w:val="18"/>
-                                    <w:szCs w:val="18"/>
-                                  </w:rPr>
-                                  <w:t>ShipmentDateItalic</w:t>
-                                </w:r>
-                              </w:p>
-                            </w:tc>
-                          </w:sdtContent>
-                        </w:sdt>
-                        <w:tc>
-                          <w:tcPr>
-                            <w:tcW w:w="907" w:type="dxa"/>
-                            <w:tcBorders>
-                              <w:top w:val="single" w:color="D1D1D1" w:themeColor="background2" w:themeShade="E6" w:sz="4" w:space="0"/>
-                              <w:left w:val="nil"/>
-                              <w:bottom w:val="single" w:color="D1D1D1" w:themeColor="background2" w:themeShade="E6" w:sz="4" w:space="0"/>
-                              <w:right w:val="nil"/>
-                            </w:tcBorders>
-                            <w:tcMar>
-                              <w:top w:w="80" w:type="dxa"/>
-                              <w:left w:w="100" w:type="dxa"/>
-                              <w:bottom w:w="80" w:type="dxa"/>
-                              <w:right w:w="100" w:type="dxa"/>
-                            </w:tcMar>
-                            <w:vAlign w:val="center"/>
-                          </w:tcPr>
-                          <w:sdt>
-                            <w:sdtPr>
-                              <w:rPr>
-                                <w:i/>
-                                <w:iCs/>
-                              </w:rPr>
-                              <w:alias w:val="#Nav: /Header/Line/LineItalic/QuantityItalic"/>
-                              <w:tag w:val="#Nav: Standard_Sales_Invoice/1306"/>
-                              <w:id w:val="1836250875"/>
-                              <w:placeholder>
-                                <w:docPart w:val="DefaultPlaceholder_-1854013440"/>
-                              </w:placeholder>
-                              <w:dataBinding w:prefixMappings="xmlns:ns0='urn:microsoft-dynamics-nav/reports/Standard_Sales_Invoice/1306/' " w:xpath="/ns0:NavWordReportXmlPart[1]/ns0:Header[1]/ns0:Line[1]/ns0:LineItalic[1]/ns0:QuantityItalic[1]" w:storeItemID="{846EFE63-9E40-4DB6-817D-767764B070A9}"/>
-                              <w:text/>
-                            </w:sdtPr>
-                            <w:sdtContent>
-                              <w:p>
-                                <w:pPr>
-                                  <w:pStyle w:val="CenterLine"/>
-                                  <w:rPr>
-                                    <w:i/>
-                                    <w:iCs/>
-                                  </w:rPr>
-                                </w:pPr>
-                                <w:r>
-                                  <w:rPr>
-                                    <w:i/>
-                                    <w:iCs/>
-                                  </w:rPr>
-                                  <w:t>QuantityItalic</w:t>
-                                </w:r>
-                              </w:p>
-                            </w:sdtContent>
-                          </w:sdt>
-                        </w:tc>
-                        <w:tc>
-                          <w:tcPr>
-                            <w:tcW w:w="1701" w:type="dxa"/>
-                            <w:tcBorders>
-                              <w:top w:val="single" w:color="D1D1D1" w:themeColor="background2" w:themeShade="E6" w:sz="4" w:space="0"/>
-                              <w:left w:val="nil"/>
-                              <w:bottom w:val="single" w:color="D1D1D1" w:themeColor="background2" w:themeShade="E6" w:sz="4" w:space="0"/>
-                              <w:right w:val="nil"/>
-                            </w:tcBorders>
-                            <w:tcMar>
-                              <w:top w:w="80" w:type="dxa"/>
-                              <w:left w:w="100" w:type="dxa"/>
-                              <w:bottom w:w="80" w:type="dxa"/>
-                              <w:right w:w="100" w:type="dxa"/>
-                            </w:tcMar>
-                            <w:vAlign w:val="center"/>
-                          </w:tcPr>
-                          <w:sdt>
-                            <w:sdtPr>
-                              <w:rPr>
-                                <w:i/>
-                                <w:iCs/>
-                              </w:rPr>
-                              <w:alias w:val="#Nav: /Header/Line/LineItalic/UnitPriceItalic"/>
-                              <w:tag w:val="#Nav: Standard_Sales_Invoice/1306"/>
-                              <w:id w:val="-1319030435"/>
-                              <w:placeholder>
-                                <w:docPart w:val="DefaultPlaceholder_-1854013440"/>
-                              </w:placeholder>
-                              <w:dataBinding w:prefixMappings="xmlns:ns0='urn:microsoft-dynamics-nav/reports/Standard_Sales_Invoice/1306/' " w:xpath="/ns0:NavWordReportXmlPart[1]/ns0:Header[1]/ns0:Line[1]/ns0:LineItalic[1]/ns0:UnitPriceItalic[1]" w:storeItemID="{846EFE63-9E40-4DB6-817D-767764B070A9}"/>
-                              <w:text/>
-                            </w:sdtPr>
-                            <w:sdtContent>
-                              <w:p>
-                                <w:pPr>
-                                  <w:pStyle w:val="RightLine"/>
-                                  <w:rPr>
-                                    <w:i/>
-                                    <w:iCs/>
-                                  </w:rPr>
-                                </w:pPr>
-                                <w:r>
-                                  <w:rPr>
-                                    <w:i/>
-                                    <w:iCs/>
-                                  </w:rPr>
-                                  <w:t>UnitPriceItalic</w:t>
-                                </w:r>
-                              </w:p>
-                            </w:sdtContent>
-                          </w:sdt>
-                        </w:tc>
-                        <w:tc>
-                          <w:tcPr>
-                            <w:tcW w:w="1985" w:type="dxa"/>
-                            <w:tcBorders>
-                              <w:top w:val="single" w:color="D1D1D1" w:themeColor="background2" w:themeShade="E6" w:sz="4" w:space="0"/>
-                              <w:left w:val="nil"/>
-                              <w:bottom w:val="single" w:color="D1D1D1" w:themeColor="background2" w:themeShade="E6" w:sz="4" w:space="0"/>
-                              <w:right w:val="nil"/>
-                            </w:tcBorders>
-                            <w:tcMar>
-                              <w:top w:w="80" w:type="dxa"/>
-                              <w:left w:w="100" w:type="dxa"/>
-                              <w:bottom w:w="80" w:type="dxa"/>
-                              <w:right w:w="100" w:type="dxa"/>
-                            </w:tcMar>
-                            <w:vAlign w:val="center"/>
-                          </w:tcPr>
-                          <w:sdt>
-                            <w:sdtPr>
-                              <w:rPr>
-                                <w:i/>
-                                <w:iCs/>
-                              </w:rPr>
-                              <w:alias w:val="#Nav: /Header/Line/LineItalic/LineAmountItalic"/>
-                              <w:tag w:val="#Nav: Standard_Sales_Invoice/1306"/>
-                              <w:id w:val="-2111345813"/>
-                              <w:placeholder>
-                                <w:docPart w:val="DefaultPlaceholder_-1854013440"/>
-                              </w:placeholder>
-                              <w:dataBinding w:prefixMappings="xmlns:ns0='urn:microsoft-dynamics-nav/reports/Standard_Sales_Invoice/1306/' " w:xpath="/ns0:NavWordReportXmlPart[1]/ns0:Header[1]/ns0:Line[1]/ns0:LineItalic[1]/ns0:LineAmountItalic[1]" w:storeItemID="{846EFE63-9E40-4DB6-817D-767764B070A9}"/>
-                              <w:text/>
-                            </w:sdtPr>
-                            <w:sdtContent>
-                              <w:p>
-                                <w:pPr>
-                                  <w:pStyle w:val="RightLine"/>
-                                  <w:rPr>
-                                    <w:i/>
-                                    <w:iCs/>
-                                  </w:rPr>
-                                </w:pPr>
-                                <w:r>
-                                  <w:rPr>
-                                    <w:i/>
-                                    <w:iCs/>
-                                  </w:rPr>
-                                  <w:t>LineAmountItalic</w:t>
-                                </w:r>
-                              </w:p>
-                            </w:sdtContent>
-                          </w:sdt>
-                        </w:tc>
-                      </w:tr>
-                    </w:sdtContent>
-                  </w:sdt>
-                </w:sdtContent>
-              </w:sdt>
-              <w:sdt>
-                <w:sdtPr>
+                  <w:t>DescriptionNormal</w:t>
+                </w:r>
+              </w:p>
+            </w:sdtContent>
+          </w:sdt>
+        </w:tc>
+        <w:tc>
+          <w:tcPr>
+            <w:tcW w:w="2175" w:type="dxa"/>
+            <w:tcBorders>
+              <w:top w:val="single" w:color="D1D1D1" w:themeColor="background2" w:themeShade="E6" w:sz="4" w:space="0"/>
+              <w:left w:val="nil"/>
+              <w:bottom w:val="single" w:color="D1D1D1" w:themeColor="background2" w:themeShade="E6" w:sz="4" w:space="0"/>
+              <w:right w:val="nil"/>
+            </w:tcBorders>
+            <w:tcMar>
+              <w:top w:w="80" w:type="dxa"/>
+              <w:left w:w="100" w:type="dxa"/>
+              <w:bottom w:w="80" w:type="dxa"/>
+              <w:right w:w="100" w:type="dxa"/>
+            </w:tcMar>
+            <w:vAlign w:val="center"/>
+          </w:tcPr>
+          <w:sdt>
+            <w:sdtPr>
+              <w:rPr>
+                <w:color w:val="1B2A4A"/>
+                <w:sz w:val="18"/>
+                <w:szCs w:val="18"/>
+              </w:rPr>
+              <w:id w:val="1924997758"/>
+              <w:placeholder>
+                <w:docPart w:val="DefaultPlaceholder_-1854013440"/>
+              </w:placeholder>
+              <w:dataBinding w:prefixMappings="xmlns:ns0='urn:microsoft-dynamics-nav/reports/Standard_Sales_Invoice/1306/' " w:xpath="/ns0:NavWordReportXmlPart[1]/ns0:Header[1]/ns0:Line[1]/ns0:LineNormal[1]/ns0:ShipmentDateNormal[1]" w:storeItemID="{846EFE63-9E40-4DB6-817D-767764B070A9}"/>
+              <w:text/>
+              <w:alias w:val="#Nav: /Header/Line/LineNormal/ShipmentDateNormal"/>
+              <w:tag w:val="#Nav: Standard_Sales_Invoice/1306"/>
+            </w:sdtPr>
+            <w:sdtContent>
+              <w:p>
+                <w:r>
                   <w:rPr>
-                    <w:b/>
-                    <w:bCs/>
-                  </w:rPr>
-                  <w:alias w:val="#Nav: /Header/Line/LineBoldNewPage"/>
-                  <w:tag w:val="#Nav: Standard_Sales_Invoice/1306"/>
-                  <w:id w:val="-887483368"/>
-                  <w15:dataBinding w:prefixMappings="xmlns:ns0='urn:microsoft-dynamics-nav/reports/Standard_Sales_Invoice/1306/' " w:xpath="/ns0:NavWordReportXmlPart[1]/ns0:Header[1]/ns0:Line[1]/ns0:LineBoldNewPage" w:storeItemID="{846EFE63-9E40-4DB6-817D-767764B070A9}"/>
-                  <w15:repeatingSection/>
-                </w:sdtPr>
-                <w:sdtContent>
-                  <w:sdt>
-                    <w:sdtPr>
-                      <w:rPr>
-                        <w:b/>
-                        <w:bCs/>
-                      </w:rPr>
-                      <w:id w:val="1220874870"/>
-                      <w:placeholder>
-                        <w:docPart w:val="DefaultPlaceholder_-1854013435"/>
-                      </w:placeholder>
-                      <w15:repeatingSectionItem/>
-                    </w:sdtPr>
-                    <w:sdtContent>
-                      <w:tr>
-                        <w:tc>
-                          <w:tcPr>
-                            <w:tcW w:w="1304" w:type="dxa"/>
-                            <w:tcBorders>
-                              <w:top w:val="single" w:color="D1D1D1" w:themeColor="background2" w:themeShade="E6" w:sz="4" w:space="0"/>
-                              <w:left w:val="nil"/>
-                              <w:bottom w:val="single" w:color="D1D1D1" w:themeColor="background2" w:themeShade="E6" w:sz="4" w:space="0"/>
-                              <w:right w:val="nil"/>
-                            </w:tcBorders>
-                            <w:tcMar>
-                              <w:top w:w="80" w:type="dxa"/>
-                              <w:left w:w="100" w:type="dxa"/>
-                              <w:bottom w:w="80" w:type="dxa"/>
-                              <w:right w:w="100" w:type="dxa"/>
-                            </w:tcMar>
-                            <w:vAlign w:val="center"/>
-                          </w:tcPr>
-                          <w:sdt>
-                            <w:sdtPr>
-                              <w:rPr>
-                                <w:b/>
-                                <w:bCs/>
-                              </w:rPr>
-                              <w:alias w:val="#Nav: /Header/Line/LineBoldNewPage/ItemNoBoldNewPage"/>
-                              <w:tag w:val="#Nav: Standard_Sales_Invoice/1306"/>
-                              <w:id w:val="571001609"/>
-                              <w:placeholder>
-                                <w:docPart w:val="DefaultPlaceholder_-1854013440"/>
-                              </w:placeholder>
-                              <w:dataBinding w:prefixMappings="xmlns:ns0='urn:microsoft-dynamics-nav/reports/Standard_Sales_Invoice/1306/' " w:xpath="/ns0:NavWordReportXmlPart[1]/ns0:Header[1]/ns0:Line[1]/ns0:LineBoldNewPage[1]/ns0:ItemNoBoldNewPage[1]" w:storeItemID="{846EFE63-9E40-4DB6-817D-767764B070A9}"/>
-                              <w:text/>
-                            </w:sdtPr>
-                            <w:sdtContent>
-                              <w:p>
-                                <w:pPr>
-                                  <w:pStyle w:val="LinePageBreak"/>
-                                  <w:rPr>
-                                    <w:b/>
-                                    <w:bCs/>
-                                  </w:rPr>
-                                </w:pPr>
-                                <w:r>
-                                  <w:rPr>
-                                    <w:b/>
-                                    <w:bCs/>
-                                  </w:rPr>
-                                  <w:t>ItemNoBoldNewPage</w:t>
-                                </w:r>
-                              </w:p>
-                            </w:sdtContent>
-                          </w:sdt>
-                        </w:tc>
-                        <w:tc>
-                          <w:tcPr>
-                            <w:tcW w:w="3629" w:type="dxa"/>
-                            <w:tcBorders>
-                              <w:top w:val="single" w:color="D1D1D1" w:themeColor="background2" w:themeShade="E6" w:sz="4" w:space="0"/>
-                              <w:left w:val="nil"/>
-                              <w:bottom w:val="single" w:color="D1D1D1" w:themeColor="background2" w:themeShade="E6" w:sz="4" w:space="0"/>
-                              <w:right w:val="nil"/>
-                            </w:tcBorders>
-                            <w:tcMar>
-                              <w:top w:w="80" w:type="dxa"/>
-                              <w:left w:w="100" w:type="dxa"/>
-                              <w:bottom w:w="80" w:type="dxa"/>
-                              <w:right w:w="100" w:type="dxa"/>
-                            </w:tcMar>
-                            <w:vAlign w:val="center"/>
-                          </w:tcPr>
-                          <w:sdt>
-                            <w:sdtPr>
-                              <w:rPr>
-                                <w:b/>
-                                <w:bCs/>
-                                <w:color w:val="1B2A4A"/>
-                                <w:sz w:val="18"/>
-                                <w:szCs w:val="18"/>
-                              </w:rPr>
-                              <w:alias w:val="#Nav: /Header/Line/LineBoldNewPage/DescriptionBoldNewPage"/>
-                              <w:tag w:val="#Nav: Standard_Sales_Invoice/1306"/>
-                              <w:id w:val="267513287"/>
-                              <w:placeholder>
-                                <w:docPart w:val="DefaultPlaceholder_-1854013440"/>
-                              </w:placeholder>
-                              <w:dataBinding w:prefixMappings="xmlns:ns0='urn:microsoft-dynamics-nav/reports/Standard_Sales_Invoice/1306/' " w:xpath="/ns0:NavWordReportXmlPart[1]/ns0:Header[1]/ns0:Line[1]/ns0:LineBoldNewPage[1]/ns0:DescriptionBoldNewPage[1]" w:storeItemID="{846EFE63-9E40-4DB6-817D-767764B070A9}"/>
-                              <w:text/>
-                            </w:sdtPr>
-                            <w:sdtContent>
-                              <w:p>
-                                <w:pPr>
-                                  <w:rPr>
-                                    <w:b/>
-                                    <w:bCs/>
-                                    <w:color w:val="1B2A4A"/>
-                                    <w:sz w:val="18"/>
-                                    <w:szCs w:val="18"/>
-                                  </w:rPr>
-                                </w:pPr>
-                                <w:r>
-                                  <w:rPr>
-                                    <w:b/>
-                                    <w:bCs/>
-                                    <w:color w:val="1B2A4A"/>
-                                    <w:sz w:val="18"/>
-                                    <w:szCs w:val="18"/>
-                                  </w:rPr>
-                                  <w:t>DescriptionBoldNewPage</w:t>
-                                </w:r>
-                              </w:p>
-                            </w:sdtContent>
-                          </w:sdt>
-                        </w:tc>
-                        <w:sdt>
-                          <w:sdtPr>
-                            <w:rPr>
-                              <w:b/>
-                              <w:bCs/>
-                              <w:color w:val="1B2A4A"/>
-                              <w:sz w:val="18"/>
-                              <w:szCs w:val="18"/>
-                            </w:rPr>
-                            <w:id w:val="-2120523226"/>
-                            <w:placeholder>
-                              <w:docPart w:val="DefaultPlaceholder_-1854013440"/>
-                            </w:placeholder>
-                            <w:dataBinding w:prefixMappings="xmlns:ns0='urn:microsoft-dynamics-nav/reports/Standard_Sales_Invoice/1306/' " w:xpath="/ns0:NavWordReportXmlPart[1]/ns0:Header[1]/ns0:Line[1]/ns0:LineBoldNewPage[1]/ns0:ShipmentDateBoldNewPage[1]" w:storeItemID="{846EFE63-9E40-4DB6-817D-767764B070A9}"/>
-                            <w:text/>
-                            <w:alias w:val="#Nav: /Header/Line/LineBoldNewPage/ShipmentDateBoldNewPage"/>
-                            <w:tag w:val="#Nav: Standard_Sales_Invoice/1306"/>
-                          </w:sdtPr>
-                          <w:sdtContent>
-                            <w:tc>
-                              <w:tcPr>
-                                <w:tcW w:w="1304" w:type="dxa"/>
-                                <w:tcBorders>
-                                  <w:top w:val="single" w:color="D1D1D1" w:themeColor="background2" w:themeShade="E6" w:sz="4" w:space="0"/>
-                                  <w:left w:val="nil"/>
-                                  <w:bottom w:val="single" w:color="D1D1D1" w:themeColor="background2" w:themeShade="E6" w:sz="4" w:space="0"/>
-                                  <w:right w:val="nil"/>
-                                </w:tcBorders>
-                                <w:tcMar>
-                                  <w:top w:w="80" w:type="dxa"/>
-                                  <w:left w:w="100" w:type="dxa"/>
-                                  <w:bottom w:w="80" w:type="dxa"/>
-                                  <w:right w:w="100" w:type="dxa"/>
-                                </w:tcMar>
-                                <w:vAlign w:val="center"/>
-                              </w:tcPr>
-                              <w:p>
-                                <w:pPr>
-                                  <w:rPr>
-                                    <w:b/>
-                                    <w:bCs/>
-                                    <w:color w:val="1B2A4A"/>
-                                    <w:sz w:val="18"/>
-                                    <w:szCs w:val="18"/>
-                                  </w:rPr>
-                                </w:pPr>
-                                <w:r>
-                                  <w:rPr>
-                                    <w:b/>
-                                    <w:bCs/>
-                                    <w:color w:val="1B2A4A"/>
-                                    <w:sz w:val="18"/>
-                                    <w:szCs w:val="18"/>
-                                  </w:rPr>
-                                  <w:t>ShipmentDateBoldNewPage</w:t>
-                                </w:r>
-                              </w:p>
-                            </w:tc>
-                          </w:sdtContent>
-                        </w:sdt>
-                        <w:tc>
-                          <w:tcPr>
-                            <w:tcW w:w="907" w:type="dxa"/>
-                            <w:tcBorders>
-                              <w:top w:val="single" w:color="D1D1D1" w:themeColor="background2" w:themeShade="E6" w:sz="4" w:space="0"/>
-                              <w:left w:val="nil"/>
-                              <w:bottom w:val="single" w:color="D1D1D1" w:themeColor="background2" w:themeShade="E6" w:sz="4" w:space="0"/>
-                              <w:right w:val="nil"/>
-                            </w:tcBorders>
-                            <w:tcMar>
-                              <w:top w:w="80" w:type="dxa"/>
-                              <w:left w:w="100" w:type="dxa"/>
-                              <w:bottom w:w="80" w:type="dxa"/>
-                              <w:right w:w="100" w:type="dxa"/>
-                            </w:tcMar>
-                            <w:vAlign w:val="center"/>
-                          </w:tcPr>
-                          <w:sdt>
-                            <w:sdtPr>
-                              <w:rPr>
-                                <w:b/>
-                                <w:bCs/>
-                              </w:rPr>
-                              <w:alias w:val="#Nav: /Header/Line/LineBoldNewPage/QuantityBoldNewPage"/>
-                              <w:tag w:val="#Nav: Standard_Sales_Invoice/1306"/>
-                              <w:id w:val="1695422252"/>
-                              <w:placeholder>
-                                <w:docPart w:val="DefaultPlaceholder_-1854013440"/>
-                              </w:placeholder>
-                              <w:dataBinding w:prefixMappings="xmlns:ns0='urn:microsoft-dynamics-nav/reports/Standard_Sales_Invoice/1306/' " w:xpath="/ns0:NavWordReportXmlPart[1]/ns0:Header[1]/ns0:Line[1]/ns0:LineBoldNewPage[1]/ns0:QuantityBoldNewPage[1]" w:storeItemID="{846EFE63-9E40-4DB6-817D-767764B070A9}"/>
-                              <w:text/>
-                            </w:sdtPr>
-                            <w:sdtContent>
-                              <w:p>
-                                <w:pPr>
-                                  <w:pStyle w:val="CenterLine"/>
-                                  <w:rPr>
-                                    <w:b/>
-                                    <w:bCs/>
-                                  </w:rPr>
-                                </w:pPr>
-                                <w:r>
-                                  <w:rPr>
-                                    <w:b/>
-                                    <w:bCs/>
-                                  </w:rPr>
-                                  <w:t>QuantityBoldNewPage</w:t>
-                                </w:r>
-                              </w:p>
-                            </w:sdtContent>
-                          </w:sdt>
-                        </w:tc>
-                        <w:tc>
-                          <w:tcPr>
-                            <w:tcW w:w="1701" w:type="dxa"/>
-                            <w:tcBorders>
-                              <w:top w:val="single" w:color="D1D1D1" w:themeColor="background2" w:themeShade="E6" w:sz="4" w:space="0"/>
-                              <w:left w:val="nil"/>
-                              <w:bottom w:val="single" w:color="D1D1D1" w:themeColor="background2" w:themeShade="E6" w:sz="4" w:space="0"/>
-                              <w:right w:val="nil"/>
-                            </w:tcBorders>
-                            <w:tcMar>
-                              <w:top w:w="80" w:type="dxa"/>
-                              <w:left w:w="100" w:type="dxa"/>
-                              <w:bottom w:w="80" w:type="dxa"/>
-                              <w:right w:w="100" w:type="dxa"/>
-                            </w:tcMar>
-                            <w:vAlign w:val="center"/>
-                          </w:tcPr>
-                          <w:sdt>
-                            <w:sdtPr>
-                              <w:rPr>
-                                <w:b/>
-                                <w:bCs/>
-                              </w:rPr>
-                              <w:alias w:val="#Nav: /Header/Line/LineBoldNewPage/UnitPriceBoldNewPage"/>
-                              <w:tag w:val="#Nav: Standard_Sales_Invoice/1306"/>
-                              <w:id w:val="-1141414061"/>
-                              <w:placeholder>
-                                <w:docPart w:val="DefaultPlaceholder_-1854013440"/>
-                              </w:placeholder>
-                              <w:dataBinding w:prefixMappings="xmlns:ns0='urn:microsoft-dynamics-nav/reports/Standard_Sales_Invoice/1306/' " w:xpath="/ns0:NavWordReportXmlPart[1]/ns0:Header[1]/ns0:Line[1]/ns0:LineBoldNewPage[1]/ns0:UnitPriceBoldNewPage[1]" w:storeItemID="{846EFE63-9E40-4DB6-817D-767764B070A9}"/>
-                              <w:text/>
-                            </w:sdtPr>
-                            <w:sdtContent>
-                              <w:p>
-                                <w:pPr>
-                                  <w:pStyle w:val="RightLine"/>
-                                  <w:rPr>
-                                    <w:b/>
-                                    <w:bCs/>
-                                  </w:rPr>
-                                </w:pPr>
-                                <w:r>
-                                  <w:rPr>
-                                    <w:b/>
-                                    <w:bCs/>
-                                  </w:rPr>
-                                  <w:t>UnitPriceBoldNewPage</w:t>
-                                </w:r>
-                              </w:p>
-                            </w:sdtContent>
-                          </w:sdt>
-                        </w:tc>
-                        <w:tc>
-                          <w:tcPr>
-                            <w:tcW w:w="1985" w:type="dxa"/>
-                            <w:tcBorders>
-                              <w:top w:val="single" w:color="D1D1D1" w:themeColor="background2" w:themeShade="E6" w:sz="4" w:space="0"/>
-                              <w:left w:val="nil"/>
-                              <w:bottom w:val="single" w:color="D1D1D1" w:themeColor="background2" w:themeShade="E6" w:sz="4" w:space="0"/>
-                              <w:right w:val="nil"/>
-                            </w:tcBorders>
-                            <w:tcMar>
-                              <w:top w:w="80" w:type="dxa"/>
-                              <w:left w:w="100" w:type="dxa"/>
-                              <w:bottom w:w="80" w:type="dxa"/>
-                              <w:right w:w="100" w:type="dxa"/>
-                            </w:tcMar>
-                            <w:vAlign w:val="center"/>
-                          </w:tcPr>
-                          <w:sdt>
-                            <w:sdtPr>
-                              <w:rPr>
-                                <w:b/>
-                                <w:bCs/>
-                              </w:rPr>
-                              <w:alias w:val="#Nav: /Header/Line/LineBoldNewPage/LineAmountBoldNewPage"/>
-                              <w:tag w:val="#Nav: Standard_Sales_Invoice/1306"/>
-                              <w:id w:val="1124886091"/>
-                              <w:placeholder>
-                                <w:docPart w:val="DefaultPlaceholder_-1854013440"/>
-                              </w:placeholder>
-                              <w:dataBinding w:prefixMappings="xmlns:ns0='urn:microsoft-dynamics-nav/reports/Standard_Sales_Invoice/1306/' " w:xpath="/ns0:NavWordReportXmlPart[1]/ns0:Header[1]/ns0:Line[1]/ns0:LineBoldNewPage[1]/ns0:LineAmountBoldNewPage[1]" w:storeItemID="{846EFE63-9E40-4DB6-817D-767764B070A9}"/>
-                              <w:text/>
-                            </w:sdtPr>
-                            <w:sdtContent>
-                              <w:p>
-                                <w:pPr>
-                                  <w:pStyle w:val="RightLine"/>
-                                  <w:rPr>
-                                    <w:b/>
-                                    <w:bCs/>
-                                  </w:rPr>
-                                </w:pPr>
-                                <w:r>
-                                  <w:rPr>
-                                    <w:b/>
-                                    <w:bCs/>
-                                  </w:rPr>
-                                  <w:t>LineAmountBoldNewPage</w:t>
-                                </w:r>
-                              </w:p>
-                            </w:sdtContent>
-                          </w:sdt>
-                        </w:tc>
-                      </w:tr>
-                    </w:sdtContent>
-                  </w:sdt>
-                </w:sdtContent>
-              </w:sdt>
-              <w:sdt>
-                <w:sdtPr>
-                  <w:rPr>
-                    <w:b/>
-                    <w:bCs/>
                     <w:color w:val="1B2A4A"/>
                     <w:sz w:val="18"/>
                     <w:szCs w:val="18"/>
                   </w:rPr>
-                  <w:alias w:val="#Nav: /Header/Line/LineBold"/>
-                  <w:tag w:val="#Nav: Standard_Sales_Invoice/1306"/>
-                  <w:id w:val="425936012"/>
-                  <w15:dataBinding w:prefixMappings="xmlns:ns0='urn:microsoft-dynamics-nav/reports/Standard_Sales_Invoice/1306/' " w:xpath="/ns0:NavWordReportXmlPart[1]/ns0:Header[1]/ns0:Line[1]/ns0:LineBold" w:storeItemID="{846EFE63-9E40-4DB6-817D-767764B070A9}"/>
-                  <w15:repeatingSection/>
-                </w:sdtPr>
-                <w:sdtContent>
-                  <w:sdt>
-                    <w:sdtPr>
-                      <w:rPr>
-                        <w:b/>
-                        <w:bCs/>
-                        <w:color w:val="1B2A4A"/>
-                        <w:sz w:val="18"/>
-                        <w:szCs w:val="18"/>
-                      </w:rPr>
-                      <w:id w:val="455305134"/>
-                      <w:placeholder>
-                        <w:docPart w:val="DefaultPlaceholder_-1854013435"/>
-                      </w:placeholder>
-                      <w15:repeatingSectionItem/>
-                    </w:sdtPr>
-                    <w:sdtContent>
-                      <w:tr>
-                        <w:tc>
-                          <w:tcPr>
-                            <w:tcW w:w="1304" w:type="dxa"/>
-                            <w:tcBorders>
-                              <w:top w:val="single" w:color="D1D1D1" w:themeColor="background2" w:themeShade="E6" w:sz="4" w:space="0"/>
-                              <w:left w:val="nil"/>
-                              <w:bottom w:val="single" w:color="D1D1D1" w:themeColor="background2" w:themeShade="E6" w:sz="4" w:space="0"/>
-                              <w:right w:val="nil"/>
-                            </w:tcBorders>
-                            <w:tcMar>
-                              <w:top w:w="80" w:type="dxa"/>
-                              <w:left w:w="100" w:type="dxa"/>
-                              <w:bottom w:w="80" w:type="dxa"/>
-                              <w:right w:w="100" w:type="dxa"/>
-                            </w:tcMar>
-                            <w:vAlign w:val="center"/>
-                          </w:tcPr>
-                          <w:sdt>
-                            <w:sdtPr>
-                              <w:rPr>
-                                <w:b/>
-                                <w:bCs/>
-                                <w:color w:val="1B2A4A"/>
-                                <w:sz w:val="18"/>
-                                <w:szCs w:val="18"/>
-                              </w:rPr>
-                              <w:alias w:val="#Nav: /Header/Line/LineBold/ItemNoBold"/>
-                              <w:tag w:val="#Nav: Standard_Sales_Invoice/1306"/>
-                              <w:id w:val="-2133164407"/>
-                              <w:placeholder>
-                                <w:docPart w:val="DefaultPlaceholder_-1854013440"/>
-                              </w:placeholder>
-                              <w:dataBinding w:prefixMappings="xmlns:ns0='urn:microsoft-dynamics-nav/reports/Standard_Sales_Invoice/1306/' " w:xpath="/ns0:NavWordReportXmlPart[1]/ns0:Header[1]/ns0:Line[1]/ns0:LineBold[1]/ns0:ItemNoBold[1]" w:storeItemID="{846EFE63-9E40-4DB6-817D-767764B070A9}"/>
-                              <w:text/>
-                            </w:sdtPr>
-                            <w:sdtContent>
-                              <w:p>
-                                <w:pPr>
-                                  <w:rPr>
-                                    <w:b/>
-                                    <w:bCs/>
-                                    <w:color w:val="1B2A4A"/>
-                                    <w:sz w:val="18"/>
-                                    <w:szCs w:val="18"/>
-                                  </w:rPr>
-                                </w:pPr>
-                                <w:r>
-                                  <w:rPr>
-                                    <w:b/>
-                                    <w:bCs/>
-                                    <w:color w:val="1B2A4A"/>
-                                    <w:sz w:val="18"/>
-                                    <w:szCs w:val="18"/>
-                                  </w:rPr>
-                                  <w:t>ItemNoBold</w:t>
-                                </w:r>
-                              </w:p>
-                            </w:sdtContent>
-                          </w:sdt>
-                        </w:tc>
-                        <w:tc>
-                          <w:tcPr>
-                            <w:tcW w:w="3629" w:type="dxa"/>
-                            <w:tcBorders>
-                              <w:top w:val="single" w:color="D1D1D1" w:themeColor="background2" w:themeShade="E6" w:sz="4" w:space="0"/>
-                              <w:left w:val="nil"/>
-                              <w:bottom w:val="single" w:color="D1D1D1" w:themeColor="background2" w:themeShade="E6" w:sz="4" w:space="0"/>
-                              <w:right w:val="nil"/>
-                            </w:tcBorders>
-                            <w:tcMar>
-                              <w:top w:w="80" w:type="dxa"/>
-                              <w:left w:w="100" w:type="dxa"/>
-                              <w:bottom w:w="80" w:type="dxa"/>
-                              <w:right w:w="100" w:type="dxa"/>
-                            </w:tcMar>
-                            <w:vAlign w:val="center"/>
-                          </w:tcPr>
-                          <w:sdt>
-                            <w:sdtPr>
-                              <w:rPr>
-                                <w:b/>
-                                <w:bCs/>
-                                <w:color w:val="1B2A4A"/>
-                                <w:sz w:val="18"/>
-                                <w:szCs w:val="18"/>
-                              </w:rPr>
-                              <w:alias w:val="#Nav: /Header/Line/LineBold/DescriptionBold"/>
-                              <w:tag w:val="#Nav: Standard_Sales_Invoice/1306"/>
-                              <w:id w:val="624346449"/>
-                              <w:placeholder>
-                                <w:docPart w:val="DefaultPlaceholder_-1854013440"/>
-                              </w:placeholder>
-                              <w:dataBinding w:prefixMappings="xmlns:ns0='urn:microsoft-dynamics-nav/reports/Standard_Sales_Invoice/1306/' " w:xpath="/ns0:NavWordReportXmlPart[1]/ns0:Header[1]/ns0:Line[1]/ns0:LineBold[1]/ns0:DescriptionBold[1]" w:storeItemID="{846EFE63-9E40-4DB6-817D-767764B070A9}"/>
-                              <w:text/>
-                            </w:sdtPr>
-                            <w:sdtContent>
-                              <w:p>
-                                <w:pPr>
-                                  <w:rPr>
-                                    <w:b/>
-                                    <w:bCs/>
-                                    <w:color w:val="1B2A4A"/>
-                                    <w:sz w:val="18"/>
-                                    <w:szCs w:val="18"/>
-                                  </w:rPr>
-                                </w:pPr>
-                                <w:r>
-                                  <w:rPr>
-                                    <w:b/>
-                                    <w:bCs/>
-                                    <w:color w:val="1B2A4A"/>
-                                    <w:sz w:val="18"/>
-                                    <w:szCs w:val="18"/>
-                                  </w:rPr>
-                                  <w:t>DescriptionBold</w:t>
-                                </w:r>
-                              </w:p>
-                            </w:sdtContent>
-                          </w:sdt>
-                        </w:tc>
-                        <w:sdt>
-                          <w:sdtPr>
-                            <w:rPr>
-                              <w:b/>
-                              <w:bCs/>
-                              <w:color w:val="1B2A4A"/>
-                              <w:sz w:val="18"/>
-                              <w:szCs w:val="18"/>
-                            </w:rPr>
-                            <w:id w:val="-1520849212"/>
-                            <w:placeholder>
-                              <w:docPart w:val="DefaultPlaceholder_-1854013440"/>
-                            </w:placeholder>
-                            <w:dataBinding w:prefixMappings="xmlns:ns0='urn:microsoft-dynamics-nav/reports/Standard_Sales_Invoice/1306/' " w:xpath="/ns0:NavWordReportXmlPart[1]/ns0:Header[1]/ns0:Line[1]/ns0:LineBold[1]/ns0:ShipmentDateBold[1]" w:storeItemID="{846EFE63-9E40-4DB6-817D-767764B070A9}"/>
-                            <w:text/>
-                            <w:alias w:val="#Nav: /Header/Line/LineBold/ShipmentDateBold"/>
-                            <w:tag w:val="#Nav: Standard_Sales_Invoice/1306"/>
-                          </w:sdtPr>
-                          <w:sdtContent>
-                            <w:tc>
-                              <w:tcPr>
-                                <w:tcW w:w="1304" w:type="dxa"/>
-                                <w:tcBorders>
-                                  <w:top w:val="single" w:color="D1D1D1" w:themeColor="background2" w:themeShade="E6" w:sz="4" w:space="0"/>
-                                  <w:left w:val="nil"/>
-                                  <w:bottom w:val="single" w:color="D1D1D1" w:themeColor="background2" w:themeShade="E6" w:sz="4" w:space="0"/>
-                                  <w:right w:val="nil"/>
-                                </w:tcBorders>
-                                <w:tcMar>
-                                  <w:top w:w="80" w:type="dxa"/>
-                                  <w:left w:w="100" w:type="dxa"/>
-                                  <w:bottom w:w="80" w:type="dxa"/>
-                                  <w:right w:w="100" w:type="dxa"/>
-                                </w:tcMar>
-                                <w:vAlign w:val="center"/>
-                              </w:tcPr>
-                              <w:p>
-                                <w:pPr>
-                                  <w:rPr>
-                                    <w:b/>
-                                    <w:bCs/>
-                                    <w:color w:val="1B2A4A"/>
-                                    <w:sz w:val="18"/>
-                                    <w:szCs w:val="18"/>
-                                  </w:rPr>
-                                </w:pPr>
-                                <w:r>
-                                  <w:rPr>
-                                    <w:b/>
-                                    <w:bCs/>
-                                    <w:color w:val="1B2A4A"/>
-                                    <w:sz w:val="18"/>
-                                    <w:szCs w:val="18"/>
-                                  </w:rPr>
-                                  <w:t>ShipmentDateBold</w:t>
-                                </w:r>
-                              </w:p>
-                            </w:tc>
-                          </w:sdtContent>
-                        </w:sdt>
-                        <w:tc>
-                          <w:tcPr>
-                            <w:tcW w:w="907" w:type="dxa"/>
-                            <w:tcBorders>
-                              <w:top w:val="single" w:color="D1D1D1" w:themeColor="background2" w:themeShade="E6" w:sz="4" w:space="0"/>
-                              <w:left w:val="nil"/>
-                              <w:bottom w:val="single" w:color="D1D1D1" w:themeColor="background2" w:themeShade="E6" w:sz="4" w:space="0"/>
-                              <w:right w:val="nil"/>
-                            </w:tcBorders>
-                            <w:tcMar>
-                              <w:top w:w="80" w:type="dxa"/>
-                              <w:left w:w="100" w:type="dxa"/>
-                              <w:bottom w:w="80" w:type="dxa"/>
-                              <w:right w:w="100" w:type="dxa"/>
-                            </w:tcMar>
-                            <w:vAlign w:val="center"/>
-                          </w:tcPr>
-                          <w:sdt>
-                            <w:sdtPr>
-                              <w:rPr>
-                                <w:b/>
-                                <w:bCs/>
-                              </w:rPr>
-                              <w:alias w:val="#Nav: /Header/Line/LineBold/QuantityBold"/>
-                              <w:tag w:val="#Nav: Standard_Sales_Invoice/1306"/>
-                              <w:id w:val="-1569106940"/>
-                              <w:placeholder>
-                                <w:docPart w:val="DefaultPlaceholder_-1854013440"/>
-                              </w:placeholder>
-                              <w:dataBinding w:prefixMappings="xmlns:ns0='urn:microsoft-dynamics-nav/reports/Standard_Sales_Invoice/1306/' " w:xpath="/ns0:NavWordReportXmlPart[1]/ns0:Header[1]/ns0:Line[1]/ns0:LineBold[1]/ns0:QuantityBold[1]" w:storeItemID="{846EFE63-9E40-4DB6-817D-767764B070A9}"/>
-                              <w:text/>
-                            </w:sdtPr>
-                            <w:sdtContent>
-                              <w:p>
-                                <w:pPr>
-                                  <w:pStyle w:val="CenterLine"/>
-                                  <w:rPr>
-                                    <w:b/>
-                                    <w:bCs/>
-                                  </w:rPr>
-                                </w:pPr>
-                                <w:r>
-                                  <w:rPr>
-                                    <w:b/>
-                                    <w:bCs/>
-                                  </w:rPr>
-                                  <w:t>QuantityBold</w:t>
-                                </w:r>
-                              </w:p>
-                            </w:sdtContent>
-                          </w:sdt>
-                        </w:tc>
-                        <w:tc>
-                          <w:tcPr>
-                            <w:tcW w:w="1701" w:type="dxa"/>
-                            <w:tcBorders>
-                              <w:top w:val="single" w:color="D1D1D1" w:themeColor="background2" w:themeShade="E6" w:sz="4" w:space="0"/>
-                              <w:left w:val="nil"/>
-                              <w:bottom w:val="single" w:color="D1D1D1" w:themeColor="background2" w:themeShade="E6" w:sz="4" w:space="0"/>
-                              <w:right w:val="nil"/>
-                            </w:tcBorders>
-                            <w:tcMar>
-                              <w:top w:w="80" w:type="dxa"/>
-                              <w:left w:w="100" w:type="dxa"/>
-                              <w:bottom w:w="80" w:type="dxa"/>
-                              <w:right w:w="100" w:type="dxa"/>
-                            </w:tcMar>
-                            <w:vAlign w:val="center"/>
-                          </w:tcPr>
-                          <w:sdt>
-                            <w:sdtPr>
-                              <w:rPr>
-                                <w:b/>
-                                <w:bCs/>
-                              </w:rPr>
-                              <w:alias w:val="#Nav: /Header/Line/LineBold/UnitPriceBold"/>
-                              <w:tag w:val="#Nav: Standard_Sales_Invoice/1306"/>
-                              <w:id w:val="1172216346"/>
-                              <w:placeholder>
-                                <w:docPart w:val="DefaultPlaceholder_-1854013440"/>
-                              </w:placeholder>
-                              <w:dataBinding w:prefixMappings="xmlns:ns0='urn:microsoft-dynamics-nav/reports/Standard_Sales_Invoice/1306/' " w:xpath="/ns0:NavWordReportXmlPart[1]/ns0:Header[1]/ns0:Line[1]/ns0:LineBold[1]/ns0:UnitPriceBold[1]" w:storeItemID="{846EFE63-9E40-4DB6-817D-767764B070A9}"/>
-                              <w:text/>
-                            </w:sdtPr>
-                            <w:sdtContent>
-                              <w:p>
-                                <w:pPr>
-                                  <w:pStyle w:val="RightLine"/>
-                                  <w:rPr>
-                                    <w:b/>
-                                    <w:bCs/>
-                                  </w:rPr>
-                                </w:pPr>
-                                <w:r>
-                                  <w:rPr>
-                                    <w:b/>
-                                    <w:bCs/>
-                                  </w:rPr>
-                                  <w:t>UnitPriceBold</w:t>
-                                </w:r>
-                              </w:p>
-                            </w:sdtContent>
-                          </w:sdt>
-                        </w:tc>
-                        <w:tc>
-                          <w:tcPr>
-                            <w:tcW w:w="1985" w:type="dxa"/>
-                            <w:tcBorders>
-                              <w:top w:val="single" w:color="D1D1D1" w:themeColor="background2" w:themeShade="E6" w:sz="4" w:space="0"/>
-                              <w:left w:val="nil"/>
-                              <w:bottom w:val="single" w:color="D1D1D1" w:themeColor="background2" w:themeShade="E6" w:sz="4" w:space="0"/>
-                              <w:right w:val="nil"/>
-                            </w:tcBorders>
-                            <w:tcMar>
-                              <w:top w:w="80" w:type="dxa"/>
-                              <w:left w:w="100" w:type="dxa"/>
-                              <w:bottom w:w="80" w:type="dxa"/>
-                              <w:right w:w="100" w:type="dxa"/>
-                            </w:tcMar>
-                            <w:vAlign w:val="center"/>
-                          </w:tcPr>
-                          <w:sdt>
-                            <w:sdtPr>
-                              <w:rPr>
-                                <w:b/>
-                                <w:bCs/>
-                              </w:rPr>
-                              <w:alias w:val="#Nav: /Header/Line/LineBold/LineAmountBold"/>
-                              <w:tag w:val="#Nav: Standard_Sales_Invoice/1306"/>
-                              <w:id w:val="2056733408"/>
-                              <w:placeholder>
-                                <w:docPart w:val="DefaultPlaceholder_-1854013440"/>
-                              </w:placeholder>
-                              <w:dataBinding w:prefixMappings="xmlns:ns0='urn:microsoft-dynamics-nav/reports/Standard_Sales_Invoice/1306/' " w:xpath="/ns0:NavWordReportXmlPart[1]/ns0:Header[1]/ns0:Line[1]/ns0:LineBold[1]/ns0:LineAmountBold[1]" w:storeItemID="{846EFE63-9E40-4DB6-817D-767764B070A9}"/>
-                              <w:text/>
-                            </w:sdtPr>
-                            <w:sdtContent>
-                              <w:p>
-                                <w:pPr>
-                                  <w:pStyle w:val="RightLine"/>
-                                  <w:rPr>
-                                    <w:b/>
-                                    <w:bCs/>
-                                  </w:rPr>
-                                </w:pPr>
-                                <w:r>
-                                  <w:rPr>
-                                    <w:b/>
-                                    <w:bCs/>
-                                  </w:rPr>
-                                  <w:t>LineAmountBold</w:t>
-                                </w:r>
-                              </w:p>
-                            </w:sdtContent>
-                          </w:sdt>
-                        </w:tc>
-                      </w:tr>
-                    </w:sdtContent>
-                  </w:sdt>
-                </w:sdtContent>
-              </w:sdt>
-              <w:sdt>
-                <w:sdtPr>
+                  <w:t>ShipmentDateNormal</w:t>
+                </w:r>
+              </w:p>
+            </w:sdtContent>
+          </w:sdt>
+        </w:tc>
+        <w:tc>
+          <w:tcPr>
+            <w:tcW w:w="1769" w:type="dxa"/>
+            <w:tcBorders>
+              <w:top w:val="single" w:color="D1D1D1" w:themeColor="background2" w:themeShade="E6" w:sz="4" w:space="0"/>
+              <w:left w:val="nil"/>
+              <w:bottom w:val="single" w:color="D1D1D1" w:themeColor="background2" w:themeShade="E6" w:sz="4" w:space="0"/>
+              <w:right w:val="nil"/>
+            </w:tcBorders>
+            <w:tcMar>
+              <w:top w:w="80" w:type="dxa"/>
+              <w:left w:w="100" w:type="dxa"/>
+              <w:bottom w:w="80" w:type="dxa"/>
+              <w:right w:w="100" w:type="dxa"/>
+            </w:tcMar>
+            <w:vAlign w:val="center"/>
+          </w:tcPr>
+          <w:sdt>
+            <w:sdtPr>
+              <w:id w:val="-675497778"/>
+              <w:placeholder>
+                <w:docPart w:val="DefaultPlaceholder_-1854013440"/>
+              </w:placeholder>
+              <w:dataBinding w:prefixMappings="xmlns:ns0='urn:microsoft-dynamics-nav/reports/Standard_Sales_Invoice/1306/' " w:xpath="/ns0:NavWordReportXmlPart[1]/ns0:Header[1]/ns0:Line[1]/ns0:LineNormal[1]/ns0:QuantityNormal[1]" w:storeItemID="{846EFE63-9E40-4DB6-817D-767764B070A9}"/>
+              <w:text/>
+              <w:alias w:val="#Nav: /Header/Line/LineNormal/QuantityNormal"/>
+              <w:tag w:val="#Nav: Standard_Sales_Invoice/1306"/>
+            </w:sdtPr>
+            <w:sdtContent>
+              <w:p>
+                <w:pPr>
+                  <w:pStyle w:val="CenterLine"/>
+                </w:pPr>
+                <w:r>
+                  <w:t>QuantityNormal</w:t>
+                </w:r>
+              </w:p>
+            </w:sdtContent>
+          </w:sdt>
+        </w:tc>
+        <w:tc>
+          <w:tcPr>
+            <w:tcW w:w="1821" w:type="dxa"/>
+            <w:tcBorders>
+              <w:top w:val="single" w:color="D1D1D1" w:themeColor="background2" w:themeShade="E6" w:sz="4" w:space="0"/>
+              <w:left w:val="nil"/>
+              <w:bottom w:val="single" w:color="D1D1D1" w:themeColor="background2" w:themeShade="E6" w:sz="4" w:space="0"/>
+              <w:right w:val="nil"/>
+            </w:tcBorders>
+            <w:tcMar>
+              <w:top w:w="80" w:type="dxa"/>
+              <w:left w:w="100" w:type="dxa"/>
+              <w:bottom w:w="80" w:type="dxa"/>
+              <w:right w:w="100" w:type="dxa"/>
+            </w:tcMar>
+            <w:vAlign w:val="center"/>
+          </w:tcPr>
+          <w:sdt>
+            <w:sdtPr>
+              <w:id w:val="652798317"/>
+              <w:placeholder>
+                <w:docPart w:val="DefaultPlaceholder_-1854013440"/>
+              </w:placeholder>
+              <w:dataBinding w:prefixMappings="xmlns:ns0='urn:microsoft-dynamics-nav/reports/Standard_Sales_Invoice/1306/' " w:xpath="/ns0:NavWordReportXmlPart[1]/ns0:Header[1]/ns0:Line[1]/ns0:LineNormal[1]/ns0:UnitPriceNormal[1]" w:storeItemID="{846EFE63-9E40-4DB6-817D-767764B070A9}"/>
+              <w:text/>
+              <w:alias w:val="#Nav: /Header/Line/LineNormal/UnitPriceNormal"/>
+              <w:tag w:val="#Nav: Standard_Sales_Invoice/1306"/>
+            </w:sdtPr>
+            <w:sdtContent>
+              <w:p>
+                <w:pPr>
+                  <w:pStyle w:val="RightLine"/>
+                </w:pPr>
+                <w:r>
+                  <w:t>UnitPriceNormal</w:t>
+                </w:r>
+              </w:p>
+            </w:sdtContent>
+          </w:sdt>
+        </w:tc>
+        <w:tc>
+          <w:tcPr>
+            <w:tcW w:w="2020" w:type="dxa"/>
+            <w:tcBorders>
+              <w:top w:val="single" w:color="D1D1D1" w:themeColor="background2" w:themeShade="E6" w:sz="4" w:space="0"/>
+              <w:left w:val="nil"/>
+              <w:bottom w:val="single" w:color="D1D1D1" w:themeColor="background2" w:themeShade="E6" w:sz="4" w:space="0"/>
+              <w:right w:val="nil"/>
+            </w:tcBorders>
+            <w:tcMar>
+              <w:top w:w="80" w:type="dxa"/>
+              <w:left w:w="100" w:type="dxa"/>
+              <w:bottom w:w="80" w:type="dxa"/>
+              <w:right w:w="100" w:type="dxa"/>
+            </w:tcMar>
+            <w:vAlign w:val="center"/>
+          </w:tcPr>
+          <w:sdt>
+            <w:sdtPr>
+              <w:id w:val="-1778862678"/>
+              <w:placeholder>
+                <w:docPart w:val="DefaultPlaceholder_-1854013440"/>
+              </w:placeholder>
+              <w:dataBinding w:prefixMappings="xmlns:ns0='urn:microsoft-dynamics-nav/reports/Standard_Sales_Invoice/1306/' " w:xpath="/ns0:NavWordReportXmlPart[1]/ns0:Header[1]/ns0:Line[1]/ns0:LineNormal[1]/ns0:LineAmountNormal[1]" w:storeItemID="{846EFE63-9E40-4DB6-817D-767764B070A9}"/>
+              <w:text/>
+              <w:alias w:val="#Nav: /Header/Line/LineNormal/LineAmountNormal"/>
+              <w:tag w:val="#Nav: Standard_Sales_Invoice/1306"/>
+            </w:sdtPr>
+            <w:sdtContent>
+              <w:p>
+                <w:pPr>
+                  <w:pStyle w:val="RightLine"/>
+                </w:pPr>
+                <w:r>
+                  <w:t>LineAmountNormal</w:t>
+                </w:r>
+              </w:p>
+            </w:sdtContent>
+          </w:sdt>
+        </w:tc>
+      </w:tr>
+      <w:tr>
+        <w:tc>
+          <w:tcPr>
+            <w:tcW w:w="1693" w:type="dxa"/>
+            <w:tcBorders>
+              <w:top w:val="single" w:color="D1D1D1" w:themeColor="background2" w:themeShade="E6" w:sz="4" w:space="0"/>
+              <w:left w:val="nil"/>
+              <w:bottom w:val="single" w:color="D1D1D1" w:themeColor="background2" w:themeShade="E6" w:sz="4" w:space="0"/>
+              <w:right w:val="nil"/>
+            </w:tcBorders>
+            <w:tcMar>
+              <w:top w:w="80" w:type="dxa"/>
+              <w:left w:w="100" w:type="dxa"/>
+              <w:bottom w:w="80" w:type="dxa"/>
+              <w:right w:w="100" w:type="dxa"/>
+            </w:tcMar>
+            <w:vAlign w:val="center"/>
+          </w:tcPr>
+          <w:sdt>
+            <w:sdtPr>
+              <w:rPr>
+                <w:color w:val="1B2A4A"/>
+                <w:sz w:val="18"/>
+                <w:szCs w:val="18"/>
+              </w:rPr>
+              <w:id w:val="-466975221"/>
+              <w:placeholder>
+                <w:docPart w:val="DefaultPlaceholder_-1854013440"/>
+              </w:placeholder>
+              <w:dataBinding w:prefixMappings="xmlns:ns0='urn:microsoft-dynamics-nav/reports/Standard_Sales_Invoice/1306/' " w:xpath="/ns0:NavWordReportXmlPart[1]/ns0:Header[1]/ns0:Line[1]/ns0:LineNormalNewPage[1]/ns0:ItemNoNormalNewPage[1]" w:storeItemID="{846EFE63-9E40-4DB6-817D-767764B070A9}"/>
+              <w:text/>
+              <w:alias w:val="#Nav: /Header/Line/LineNormalNewPage/ItemNoNormalNewPage"/>
+              <w:tag w:val="#Nav: Standard_Sales_Invoice/1306"/>
+            </w:sdtPr>
+            <w:sdtContent>
+              <w:p>
+                <w:r>
                   <w:rPr>
-                    <w:i/>
-                    <w:iCs/>
-                    <w:color w:val="5A6677"/>
+                    <w:color w:val="1B2A4A"/>
                     <w:sz w:val="18"/>
                     <w:szCs w:val="18"/>
                   </w:rPr>
-                  <w:alias w:val="#Nav: /Header/Line/AttachedLine"/>
-                  <w:tag w:val="#Nav: Standard_Sales_Invoice/1306"/>
-                  <w:id w:val="-1089615452"/>
-                  <w15:dataBinding w:prefixMappings="xmlns:ns0='urn:microsoft-dynamics-nav/reports/Standard_Sales_Invoice/1306/' " w:xpath="/ns0:NavWordReportXmlPart[1]/ns0:Header[1]/ns0:Line[1]/ns0:AttachedLine" w:storeItemID="{846EFE63-9E40-4DB6-817D-767764B070A9}"/>
-                  <w15:repeatingSection/>
-                </w:sdtPr>
-                <w:sdtEndPr>
-                  <w:rPr>
-                    <w:sz w:val="16"/>
-                    <w:szCs w:val="16"/>
-                  </w:rPr>
-                </w:sdtEndPr>
-                <w:sdtContent>
-                  <w:sdt>
-                    <w:sdtPr>
-                      <w:rPr>
-                        <w:i/>
-                        <w:iCs/>
-                        <w:color w:val="5A6677"/>
-                        <w:sz w:val="18"/>
-                        <w:szCs w:val="18"/>
-                      </w:rPr>
-                      <w:id w:val="-1025094359"/>
-                      <w:placeholder>
-                        <w:docPart w:val="DefaultPlaceholder_-1854013435"/>
-                      </w:placeholder>
-                      <w15:repeatingSectionItem/>
-                    </w:sdtPr>
-                    <w:sdtEndPr>
-                      <w:rPr>
-                        <w:sz w:val="16"/>
-                        <w:szCs w:val="16"/>
-                      </w:rPr>
-                    </w:sdtEndPr>
-                    <w:sdtContent>
-                      <w:tr>
-                        <w:trPr>
-                          <w:trHeight w:val="284" w:hRule="exact"/>
-                        </w:trPr>
-                        <w:tc>
-                          <w:tcPr>
-                            <w:tcW w:w="1304" w:type="dxa"/>
-                            <w:tcBorders>
-                              <w:top w:val="nil"/>
-                              <w:left w:val="nil"/>
-                              <w:bottom w:val="nil"/>
-                              <w:right w:val="nil"/>
-                            </w:tcBorders>
-                            <w:tcMar>
-                              <w:top w:w="0" w:type="dxa"/>
-                              <w:left w:w="100" w:type="dxa"/>
-                              <w:bottom w:w="0" w:type="dxa"/>
-                              <w:right w:w="28" w:type="dxa"/>
-                            </w:tcMar>
-                            <w:vAlign w:val="center"/>
-                          </w:tcPr>
-                          <w:p>
-                            <w:pPr>
-                              <w:rPr>
-                                <w:color w:val="5A6677"/>
-                                <w:sz w:val="18"/>
-                                <w:szCs w:val="18"/>
-                              </w:rPr>
-                            </w:pPr>
-                          </w:p>
-                        </w:tc>
-                        <w:tc>
-                          <w:tcPr>
-                            <w:tcW w:w="1985" w:type="dxa"/>
-                            <w:gridSpan w:val="5"/>
-                            <w:tcBorders>
-                              <w:top w:val="nil"/>
-                              <w:left w:val="nil"/>
-                              <w:bottom w:val="nil"/>
-                              <w:right w:val="nil"/>
-                            </w:tcBorders>
-                            <w:tcMar>
-                              <w:top w:w="0" w:type="dxa"/>
-                              <w:left w:w="227" w:type="dxa"/>
-                              <w:bottom w:w="0" w:type="dxa"/>
-                              <w:right w:w="28" w:type="dxa"/>
-                            </w:tcMar>
-                            <w:vAlign w:val="center"/>
-                          </w:tcPr>
-                          <w:sdt>
-                            <w:sdtPr>
-                              <w:rPr>
-                                <w:color w:val="5A6677"/>
-                              </w:rPr>
-                              <w:alias w:val="#Nav: /Header/Line/AttachedLine/AttachedDescription"/>
-                              <w:tag w:val="#Nav: Standard_Sales_Invoice/1306"/>
-                              <w:id w:val="86198676"/>
-                              <w:placeholder>
-                                <w:docPart w:val="DefaultPlaceholder_-1854013440"/>
-                              </w:placeholder>
-                              <w:dataBinding w:prefixMappings="xmlns:ns0='urn:microsoft-dynamics-nav/reports/Standard_Sales_Invoice/1306/' " w:xpath="/ns0:NavWordReportXmlPart[1]/ns0:Header[1]/ns0:Line[1]/ns0:AttachedLine[1]/ns0:AttachedDescription[1]" w:storeItemID="{846EFE63-9E40-4DB6-817D-767764B070A9}"/>
-                              <w:text/>
-                            </w:sdtPr>
-                            <w:sdtContent>
-                              <w:p>
-                                <w:pPr>
-                                  <w:pStyle w:val="AttachedDescription"/>
-                                  <w:rPr>
-                                    <w:color w:val="5A6677"/>
-                                  </w:rPr>
-                                </w:pPr>
-                                <w:r>
-                                  <w:rPr>
-                                    <w:color w:val="5A6677"/>
-                                  </w:rPr>
-                                  <w:t>AttachedDescription</w:t>
-                                </w:r>
-                              </w:p>
-                            </w:sdtContent>
-                          </w:sdt>
-                        </w:tc>
-                      </w:tr>
-                    </w:sdtContent>
-                  </w:sdt>
-                </w:sdtContent>
-              </w:sdt>
+                  <w:t>ItemNoNormalNewPage</w:t>
+                </w:r>
+              </w:p>
             </w:sdtContent>
           </w:sdt>
-        </w:sdtContent>
-      </w:sdt>
+        </w:tc>
+        <w:tc>
+          <w:tcPr>
+            <w:tcW w:w="1968" w:type="dxa"/>
+            <w:tcBorders>
+              <w:top w:val="single" w:color="D1D1D1" w:themeColor="background2" w:themeShade="E6" w:sz="4" w:space="0"/>
+              <w:left w:val="nil"/>
+              <w:bottom w:val="single" w:color="D1D1D1" w:themeColor="background2" w:themeShade="E6" w:sz="4" w:space="0"/>
+              <w:right w:val="nil"/>
+            </w:tcBorders>
+            <w:tcMar>
+              <w:top w:w="80" w:type="dxa"/>
+              <w:left w:w="100" w:type="dxa"/>
+              <w:bottom w:w="80" w:type="dxa"/>
+              <w:right w:w="100" w:type="dxa"/>
+            </w:tcMar>
+            <w:vAlign w:val="center"/>
+          </w:tcPr>
+          <w:sdt>
+            <w:sdtPr>
+              <w:rPr>
+                <w:color w:val="1B2A4A"/>
+                <w:sz w:val="18"/>
+                <w:szCs w:val="18"/>
+              </w:rPr>
+              <w:id w:val="115492092"/>
+              <w:placeholder>
+                <w:docPart w:val="DefaultPlaceholder_-1854013440"/>
+              </w:placeholder>
+              <w:dataBinding w:prefixMappings="xmlns:ns0='urn:microsoft-dynamics-nav/reports/Standard_Sales_Invoice/1306/' " w:xpath="/ns0:NavWordReportXmlPart[1]/ns0:Header[1]/ns0:Line[1]/ns0:LineNormalNewPage[1]/ns0:DescriptionNormalNewPage[1]" w:storeItemID="{846EFE63-9E40-4DB6-817D-767764B070A9}"/>
+              <w:text/>
+              <w:alias w:val="#Nav: /Header/Line/LineNormalNewPage/DescriptionNormalNewPage"/>
+              <w:tag w:val="#Nav: Standard_Sales_Invoice/1306"/>
+            </w:sdtPr>
+            <w:sdtContent>
+              <w:p>
+                <w:r>
+                  <w:rPr>
+                    <w:color w:val="1B2A4A"/>
+                    <w:sz w:val="18"/>
+                    <w:szCs w:val="18"/>
+                  </w:rPr>
+                  <w:t>DescriptionNormalNewPage</w:t>
+                </w:r>
+              </w:p>
+            </w:sdtContent>
+          </w:sdt>
+        </w:tc>
+        <w:tc>
+          <w:tcPr>
+            <w:tcW w:w="2175" w:type="dxa"/>
+            <w:tcBorders>
+              <w:top w:val="single" w:color="D1D1D1" w:themeColor="background2" w:themeShade="E6" w:sz="4" w:space="0"/>
+              <w:left w:val="nil"/>
+              <w:bottom w:val="single" w:color="D1D1D1" w:themeColor="background2" w:themeShade="E6" w:sz="4" w:space="0"/>
+              <w:right w:val="nil"/>
+            </w:tcBorders>
+            <w:tcMar>
+              <w:top w:w="80" w:type="dxa"/>
+              <w:left w:w="100" w:type="dxa"/>
+              <w:bottom w:w="80" w:type="dxa"/>
+              <w:right w:w="100" w:type="dxa"/>
+            </w:tcMar>
+            <w:vAlign w:val="center"/>
+          </w:tcPr>
+          <w:sdt>
+            <w:sdtPr>
+              <w:rPr>
+                <w:color w:val="1B2A4A"/>
+                <w:sz w:val="18"/>
+                <w:szCs w:val="18"/>
+              </w:rPr>
+              <w:id w:val="-1616049440"/>
+              <w:placeholder>
+                <w:docPart w:val="DefaultPlaceholder_-1854013440"/>
+              </w:placeholder>
+              <w:dataBinding w:prefixMappings="xmlns:ns0='urn:microsoft-dynamics-nav/reports/Standard_Sales_Invoice/1306/' " w:xpath="/ns0:NavWordReportXmlPart[1]/ns0:Header[1]/ns0:Line[1]/ns0:LineNormalNewPage[1]/ns0:ShipmentDateNormalNewPage[1]" w:storeItemID="{846EFE63-9E40-4DB6-817D-767764B070A9}"/>
+              <w:text/>
+              <w:alias w:val="#Nav: /Header/Line/LineNormalNewPage/ShipmentDateNormalNewPage"/>
+              <w:tag w:val="#Nav: Standard_Sales_Invoice/1306"/>
+            </w:sdtPr>
+            <w:sdtContent>
+              <w:p>
+                <w:r>
+                  <w:rPr>
+                    <w:color w:val="1B2A4A"/>
+                    <w:sz w:val="18"/>
+                    <w:szCs w:val="18"/>
+                  </w:rPr>
+                  <w:t>ShipmentDateNormalNewPage</w:t>
+                </w:r>
+              </w:p>
+            </w:sdtContent>
+          </w:sdt>
+        </w:tc>
+        <w:tc>
+          <w:tcPr>
+            <w:tcW w:w="1769" w:type="dxa"/>
+            <w:tcBorders>
+              <w:top w:val="single" w:color="D1D1D1" w:themeColor="background2" w:themeShade="E6" w:sz="4" w:space="0"/>
+              <w:left w:val="nil"/>
+              <w:bottom w:val="single" w:color="D1D1D1" w:themeColor="background2" w:themeShade="E6" w:sz="4" w:space="0"/>
+              <w:right w:val="nil"/>
+            </w:tcBorders>
+            <w:tcMar>
+              <w:top w:w="80" w:type="dxa"/>
+              <w:left w:w="100" w:type="dxa"/>
+              <w:bottom w:w="80" w:type="dxa"/>
+              <w:right w:w="100" w:type="dxa"/>
+            </w:tcMar>
+            <w:vAlign w:val="center"/>
+          </w:tcPr>
+          <w:sdt>
+            <w:sdtPr>
+              <w:id w:val="-497040048"/>
+              <w:placeholder>
+                <w:docPart w:val="DefaultPlaceholder_-1854013440"/>
+              </w:placeholder>
+              <w:dataBinding w:prefixMappings="xmlns:ns0='urn:microsoft-dynamics-nav/reports/Standard_Sales_Invoice/1306/' " w:xpath="/ns0:NavWordReportXmlPart[1]/ns0:Header[1]/ns0:Line[1]/ns0:LineNormalNewPage[1]/ns0:QuantityNormalNewPage[1]" w:storeItemID="{846EFE63-9E40-4DB6-817D-767764B070A9}"/>
+              <w:text/>
+              <w:alias w:val="#Nav: /Header/Line/LineNormalNewPage/QuantityNormalNewPage"/>
+              <w:tag w:val="#Nav: Standard_Sales_Invoice/1306"/>
+            </w:sdtPr>
+            <w:sdtContent>
+              <w:p>
+                <w:pPr>
+                  <w:pStyle w:val="CenterLine"/>
+                </w:pPr>
+                <w:r>
+                  <w:t>QuantityNormalNewPage</w:t>
+                </w:r>
+              </w:p>
+            </w:sdtContent>
+          </w:sdt>
+        </w:tc>
+        <w:tc>
+          <w:tcPr>
+            <w:tcW w:w="1821" w:type="dxa"/>
+            <w:tcBorders>
+              <w:top w:val="single" w:color="D1D1D1" w:themeColor="background2" w:themeShade="E6" w:sz="4" w:space="0"/>
+              <w:left w:val="nil"/>
+              <w:bottom w:val="single" w:color="D1D1D1" w:themeColor="background2" w:themeShade="E6" w:sz="4" w:space="0"/>
+              <w:right w:val="nil"/>
+            </w:tcBorders>
+            <w:tcMar>
+              <w:top w:w="80" w:type="dxa"/>
+              <w:left w:w="100" w:type="dxa"/>
+              <w:bottom w:w="80" w:type="dxa"/>
+              <w:right w:w="100" w:type="dxa"/>
+            </w:tcMar>
+            <w:vAlign w:val="center"/>
+          </w:tcPr>
+          <w:sdt>
+            <w:sdtPr>
+              <w:id w:val="-423036965"/>
+              <w:placeholder>
+                <w:docPart w:val="DefaultPlaceholder_-1854013440"/>
+              </w:placeholder>
+              <w:dataBinding w:prefixMappings="xmlns:ns0='urn:microsoft-dynamics-nav/reports/Standard_Sales_Invoice/1306/' " w:xpath="/ns0:NavWordReportXmlPart[1]/ns0:Header[1]/ns0:Line[1]/ns0:LineNormalNewPage[1]/ns0:UnitPriceNormalNewPage[1]" w:storeItemID="{846EFE63-9E40-4DB6-817D-767764B070A9}"/>
+              <w:text/>
+              <w:alias w:val="#Nav: /Header/Line/LineNormalNewPage/UnitPriceNormalNewPage"/>
+              <w:tag w:val="#Nav: Standard_Sales_Invoice/1306"/>
+            </w:sdtPr>
+            <w:sdtContent>
+              <w:p>
+                <w:pPr>
+                  <w:pStyle w:val="RightLine"/>
+                </w:pPr>
+                <w:r>
+                  <w:t>UnitPriceNormalNewPage</w:t>
+                </w:r>
+              </w:p>
+            </w:sdtContent>
+          </w:sdt>
+        </w:tc>
+        <w:tc>
+          <w:tcPr>
+            <w:tcW w:w="2020" w:type="dxa"/>
+            <w:tcBorders>
+              <w:top w:val="single" w:color="D1D1D1" w:themeColor="background2" w:themeShade="E6" w:sz="4" w:space="0"/>
+              <w:left w:val="nil"/>
+              <w:bottom w:val="single" w:color="D1D1D1" w:themeColor="background2" w:themeShade="E6" w:sz="4" w:space="0"/>
+              <w:right w:val="nil"/>
+            </w:tcBorders>
+            <w:tcMar>
+              <w:top w:w="80" w:type="dxa"/>
+              <w:left w:w="100" w:type="dxa"/>
+              <w:bottom w:w="80" w:type="dxa"/>
+              <w:right w:w="100" w:type="dxa"/>
+            </w:tcMar>
+            <w:vAlign w:val="center"/>
+          </w:tcPr>
+          <w:sdt>
+            <w:sdtPr>
+              <w:id w:val="2093816315"/>
+              <w:placeholder>
+                <w:docPart w:val="DefaultPlaceholder_-1854013440"/>
+              </w:placeholder>
+              <w:dataBinding w:prefixMappings="xmlns:ns0='urn:microsoft-dynamics-nav/reports/Standard_Sales_Invoice/1306/' " w:xpath="/ns0:NavWordReportXmlPart[1]/ns0:Header[1]/ns0:Line[1]/ns0:LineNormalNewPage[1]/ns0:LineAmountNormalNewPage[1]" w:storeItemID="{846EFE63-9E40-4DB6-817D-767764B070A9}"/>
+              <w:text/>
+              <w:alias w:val="#Nav: /Header/Line/LineNormalNewPage/LineAmountNormalNewPage"/>
+              <w:tag w:val="#Nav: Standard_Sales_Invoice/1306"/>
+            </w:sdtPr>
+            <w:sdtContent>
+              <w:p>
+                <w:pPr>
+                  <w:pStyle w:val="RightLine"/>
+                </w:pPr>
+                <w:r>
+                  <w:t>LineAmountNormalNewPage</w:t>
+                </w:r>
+              </w:p>
+            </w:sdtContent>
+          </w:sdt>
+        </w:tc>
+      </w:tr>
     </w:tbl>
     <w:p/>
     <w:tbl>
@@ -5539,32 +3808,6 @@
         </w:p>
       </w:docPartBody>
     </w:docPart>
-    <w:docPart>
-      <w:docPartPr>
-        <w:name w:val="DefaultPlaceholder_-1854013435"/>
-        <w:category>
-          <w:name w:val="General"/>
-          <w:gallery w:val="placeholder"/>
-        </w:category>
-        <w:types>
-          <w:type w:val="bbPlcHdr"/>
-        </w:types>
-        <w:behaviors>
-          <w:behavior w:val="content"/>
-        </w:behaviors>
-        <w:guid w:val="{9738FDB1-C697-4AFA-AA28-DF72E66AC788}"/>
-      </w:docPartPr>
-      <w:docPartBody>
-        <w:p>
-          <w:r>
-            <w:rPr>
-              <w:rStyle w:val="PlaceholderText"/>
-            </w:rPr>
-            <w:t>Enter any content that you want to repeat, including other content controls. You can also insert this control around table rows in order to repeat parts of a table.</w:t>
-          </w:r>
-        </w:p>
-      </w:docPartBody>
-    </w:docPart>
   </w:docParts>
 </w:glossaryDocument>
 </file>
@@ -5618,6 +3861,8 @@
   <w:rsids>
     <w:rsidRoot w:val="00AD3168"/>
     <w:rsid w:val="00077C66"/>
+    <w:rsid w:val="00092DF9"/>
+    <w:rsid w:val="00096E84"/>
     <w:rsid w:val="000B5C07"/>
     <w:rsid w:val="000D05E9"/>
     <w:rsid w:val="0014165F"/>
@@ -5626,6 +3871,7 @@
     <w:rsid w:val="001C5F54"/>
     <w:rsid w:val="001D2A09"/>
     <w:rsid w:val="00211FE9"/>
+    <w:rsid w:val="00240E23"/>
     <w:rsid w:val="002B72C8"/>
     <w:rsid w:val="002C4834"/>
     <w:rsid w:val="002D0900"/>
@@ -5636,6 +3882,7 @@
     <w:rsid w:val="00355A23"/>
     <w:rsid w:val="003635A4"/>
     <w:rsid w:val="00363783"/>
+    <w:rsid w:val="0036557E"/>
     <w:rsid w:val="00376D5C"/>
     <w:rsid w:val="004679EF"/>
     <w:rsid w:val="00472EBF"/>
@@ -5651,6 +3898,7 @@
     <w:rsid w:val="006D15A9"/>
     <w:rsid w:val="00707FBA"/>
     <w:rsid w:val="007219A4"/>
+    <w:rsid w:val="00747F54"/>
     <w:rsid w:val="00762B6B"/>
     <w:rsid w:val="007873DC"/>
     <w:rsid w:val="007B70B7"/>
@@ -5662,6 +3910,7 @@
     <w:rsid w:val="00931E06"/>
     <w:rsid w:val="0094126C"/>
     <w:rsid w:val="00957B8A"/>
+    <w:rsid w:val="0096215B"/>
     <w:rsid w:val="0098272C"/>
     <w:rsid w:val="00A34BFE"/>
     <w:rsid w:val="00A625AD"/>
@@ -5687,7 +3936,9 @@
     <w:rsid w:val="00D94FED"/>
     <w:rsid w:val="00DB3ACF"/>
     <w:rsid w:val="00E620ED"/>
+    <w:rsid w:val="00E90EAC"/>
     <w:rsid w:val="00EC431A"/>
+    <w:rsid w:val="00F05705"/>
     <w:rsid w:val="00F21ADB"/>
     <w:rsid w:val="00F25216"/>
     <w:rsid w:val="00FC0B98"/>
@@ -7286,9 +5537,7 @@
  < / N a v W o r d R e p o r t X m l P a r t > 
 </file>
 
-<file path=customXml/item2.xml>��< ? x m l   v e r s i o n = " 1 . 0 "   e n c o d i n g = " u t f - 1 6 " ? > - 
- < N a v W o r d R e p o r t X m l P a r t   x m l n s = " u r n : m i c r o s o f t - d y n a m i c s - b u s i n e s s c e n t r a l / i n t e r n a l / e x t e n d e d / r e p o r t s / S t a n d a r d _ S a l e s _ I n v o i c e / 1 3 0 6 / " > +<file path=customXml/item2.xml>��< ? x m l   v e r s i o n = " 1 . 0 "   e n c o d i n g = " u t f - 1 6 " ? > < N a v W o r d R e p o r t X m l P a r t   x m l n s = " u r n : m i c r o s o f t - d y n a m i c s - b u s i n e s s c e n t r a l / i n t e r n a l / e x t e n d e d / r e p o r t s / S t a n d a r d _ S a l e s _ I n v o i c e / 1 3 0 6 / " >   
      < B C R e p o r t I n f o r m a t i o n >   
@@ -7514,7 +5763,7 @@
  
          < C o m p a n y P h o n e N o _ L b l   E l e m e n t T y p e = " C o l u m n "   E l e m e n t I d = " 5 5 8 5 9 3 5 8 6 "   D a t a T y p e = " L a b e l " > C o m p a n y P h o n e N o _ L b l < / C o m p a n y P h o n e N o _ L b l >   
-         < C o m p a n y P i c t u r e   E l e m e n t T y p e = " C o l u m n "   E l e m e n t I d = " 1 3 9 7 4 1 1 0 7 4 "   D a t a T y p e = " B l o b "   / > +         < C o m p a n y P i c t u r e   E l e m e n t T y p e = " C o l u m n "   E l e m e n t I d = " 1 3 9 7 4 1 1 0 7 4 "   D a t a T y p e = " B l o b " / >   
          < C o m p a n y R e g i s t r a t i o n N u m b e r   E l e m e n t T y p e = " C o l u m n "   E l e m e n t I d = " 2 0 2 3 6 3 9 4 2 4 "   D a t a T y p e = " T e x t " > C o m p a n y R e g i s t r a t i o n N u m b e r < / C o m p a n y R e g i s t r a t i o n N u m b e r >   
@@ -8066,7 +6315,7 @@
  
          < P a y m e n t R e p o r t i n g A r g u m e n t   E l e m e n t T y p e = " D a t a I t e m "   E l e m e n t I d = " 3 1 3 7 4 4 1 9 4 " >   
-             < P a y m e n t S e r v i c e L o g o   E l e m e n t T y p e = " C o l u m n "   E l e m e n t I d = " 4 1 6 7 9 0 7 6 7 "   D a t a T y p e = " B l o b "   / > +             < P a y m e n t S e r v i c e L o g o   E l e m e n t T y p e = " C o l u m n "   E l e m e n t I d = " 4 1 6 7 9 0 7 6 7 "   D a t a T y p e = " B l o b " / >   
              < P a y m e n t S e r v i c e L o g o _ U r l   E l e m e n t T y p e = " C o l u m n "   E l e m e n t I d = " 6 4 4 9 7 5 1 3 9 "   D a t a T y p e = " T e x t " > P a y m e n t S e r v i c e L o g o _ U r l < / P a y m e n t S e r v i c e L o g o _ U r l >   

--- a/src/ModernSalesInvoice.docx
+++ b/src/ModernSalesInvoice.docx
@@ -6517,6 +6517,8 @@
  
              < R e p o r t N a m e > R e p o r t   N a m e < / R e p o r t N a m e >   
+             < R e p o r t C a p t i o n > R e p o r t   C a p t i o n < / R e p o r t C a p t i o n > + 
              < A b o u t T h i s R e p o r t T i t l e > A b o u t   T h i s   R e p o r t   T i t l e < / A b o u t T h i s R e p o r t T i t l e >   
              < A b o u t T h i s R e p o r t T e x t > A b o u t   T h i s   R e p o r t   T e x t < / A b o u t T h i s R e p o r t T e x t > @@ -6563,6 +6565,84 @@
  
          < / R e p o r t R e q u e s t >   
+         < C o m p a n y M e t a d a t a > + 
+             < C o m p a n y N a m e > C o m p a n y   N a m e < / C o m p a n y N a m e > + 
+             < C o m p a n y D i s p l a y N a m e > C o m p a n y   D i s p l a y   N a m e < / C o m p a n y D i s p l a y N a m e > + 
+             < C o m p a n y A d d r e s s L i n e s > + 
+                 < C o m p a n y A d d r e s s L i n e 1 > C o m p a n y   A d d r e s s   L i n e   1 < / C o m p a n y A d d r e s s L i n e 1 > + 
+                 < C o m p a n y A d d r e s s L i n e 2 > C o m p a n y   A d d r e s s   L i n e   2 < / C o m p a n y A d d r e s s L i n e 2 > + 
+                 < C o m p a n y A d d r e s s L i n e 3 > C o m p a n y   A d d r e s s   L i n e   3 < / C o m p a n y A d d r e s s L i n e 3 > + 
+                 < C o m p a n y A d d r e s s L i n e 4 > C o m p a n y   A d d r e s s   L i n e   4 < / C o m p a n y A d d r e s s L i n e 4 > + 
+                 < C o m p a n y A d d r e s s L i n e 5 > C o m p a n y   A d d r e s s   L i n e   5 < / C o m p a n y A d d r e s s L i n e 5 > + 
+                 < C o m p a n y A d d r e s s L i n e 6 > C o m p a n y   A d d r e s s   L i n e   6 < / C o m p a n y A d d r e s s L i n e 6 > + 
+                 < C o m p a n y A d d r e s s L i n e 7 > C o m p a n y   A d d r e s s   L i n e   7 < / C o m p a n y A d d r e s s L i n e 7 > + 
+                 < C o m p a n y A d d r e s s L i n e 8 > C o m p a n y   A d d r e s s   L i n e   8 < / C o m p a n y A d d r e s s L i n e 8 > + 
+             < / C o m p a n y A d d r e s s L i n e s > + 
+             < C o m p a n y P h o n e > C o m p a n y   P h o n e < / C o m p a n y P h o n e > + 
+             < C o m p a n y P h o n e C a p t i o n > C o m p a n y   P h o n e   C a p t i o n < / C o m p a n y P h o n e C a p t i o n > + 
+             < C o m p a n y F a x N o > C o m p a n y   F a x   N o . < / C o m p a n y F a x N o > + 
+             < C o m p a n y F a x N o C a p t i o n > C o m p a n y   F a x   N o .   C a p t i o n < / C o m p a n y F a x N o C a p t i o n > + 
+             < C o m p a n y E m a i l > C o m p a n y   E m a i l < / C o m p a n y E m a i l > + 
+             < C o m p a n y E m a i l C a p t i o n > C o m p a n y   E m a i l   C a p t i o n < / C o m p a n y E m a i l C a p t i o n > + 
+             < C o m p a n y H o m e P a g e > C o m p a n y   H o m e   P a g e < / C o m p a n y H o m e P a g e > + 
+             < C o m p a n y H o m e P a g e C a p t i o n > C o m p a n y   H o m e   P a g e   C a p t i o n < / C o m p a n y H o m e P a g e C a p t i o n > + 
+             < C o m p a n y L o g o > C o m p a n y   L o g o < / C o m p a n y L o g o > + 
+             < C o m p a n y V A T R e g i s t r a t i o n N o > C o m p a n y   V A T   R e g i s t r a t i o n   N o . < / C o m p a n y V A T R e g i s t r a t i o n N o > + 
+             < C o m p a n y V A T R e g i s t r a t i o n N o C a p t i o n > C o m p a n y   V A T   R e g i s t r a t i o n   N o .   C a p t i o n < / C o m p a n y V A T R e g i s t r a t i o n N o C a p t i o n > + 
+             < C o m p a n y R e g i s t r a t i o n N o > C o m p a n y   R e g i s t r a t i o n   N o . < / C o m p a n y R e g i s t r a t i o n N o > + 
+             < C o m p a n y R e g i s t r a t i o n N o C a p t i o n > C o m p a n y   R e g i s t r a t i o n   N o .   C a p t i o n < / C o m p a n y R e g i s t r a t i o n N o C a p t i o n > + 
+             < C o m p a n y B a n k N a m e > C o m p a n y   B a n k   N a m e < / C o m p a n y B a n k N a m e > + 
+             < C o m p a n y B a n k N a m e C a p t i o n > C o m p a n y   B a n k   N a m e   C a p t i o n < / C o m p a n y B a n k N a m e C a p t i o n > + 
+             < C o m p a n y B a n k A c c o u n t N o > C o m p a n y   B a n k   A c c o u n t   N o . < / C o m p a n y B a n k A c c o u n t N o > + 
+             < C o m p a n y B a n k A c c o u n t N o C a p t i o n > C o m p a n y   B a n k   A c c o u n t   N o .   C a p t i o n < / C o m p a n y B a n k A c c o u n t N o C a p t i o n > + 
+             < C o m p a n y B a n k B r a n c h N o > C o m p a n y   B a n k   B r a n c h   N o . < / C o m p a n y B a n k B r a n c h N o > + 
+             < C o m p a n y B a n k B r a n c h N o C a p t i o n > C o m p a n y   B a n k   B r a n c h   N o .   C a p t i o n < / C o m p a n y B a n k B r a n c h N o C a p t i o n > + 
+             < C o m p a n y I B A N > C o m p a n y   I B A N < / C o m p a n y I B A N > + 
+             < C o m p a n y I B A N C a p t i o n > C o m p a n y   I B A N   C a p t i o n < / C o m p a n y I B A N C a p t i o n > + 
+             < C o m p a n y B a n k S W I F T > C o m p a n y   B a n k   S W I F T < / C o m p a n y B a n k S W I F T > + 
+             < C o m p a n y B a n k S W I F T C a p t i o n > C o m p a n y   B a n k   S W I F T   C a p t i o n < / C o m p a n y B a n k S W I F T C a p t i o n > + 
+             < C o m p a n y G i r o N o > C o m p a n y   G i r o   N o . < / C o m p a n y G i r o N o > + 
+             < C o m p a n y G i r o N o C a p t i o n > C o m p a n y   G i r o   N o .   C a p t i o n < / C o m p a n y G i r o N o C a p t i o n > + 
+         < / C o m p a n y M e t a d a t a > + 
      < / B C R e p o r t I n f o r m a t i o n >   
      < H e a d e r > @@ -6931,6 +7011,10 @@
  
              < Q u a n t i t y _ L i n e _ L b l 2 > Q u a n t i t y _ L i n e _ L b l 2 < / Q u a n t i t y _ L i n e _ L b l 2 >   
+             < R u n n i n g T o t a l > R u n n i n g T o t a l < / R u n n i n g T o t a l > + 
+             < R u n n i n g T o t a l B e f o r e > R u n n i n g T o t a l B e f o r e < / R u n n i n g T o t a l B e f o r e > + 
              < S h i p m e n t D a t e _ L i n e > S h i p m e n t D a t e _ L i n e < / S h i p m e n t D a t e _ L i n e >   
              < S h i p m e n t D a t e _ L i n e _ L b l > S h i p m e n t D a t e _ L i n e _ L b l < / S h i p m e n t D a t e _ L i n e _ L b l > @@ -7280,6 +7364,14 @@
              < T o t a l V A T B a s e L C Y > T o t a l V A T B a s e L C Y < / T o t a l V A T B a s e L C Y >   
          < / T o t a l s > + 
+         < S h o w T e r m s > + 
+             < T e r m s C a p t i o n > T e r m s C a p t i o n < / T e r m s C a p t i o n > + 
+             < T e r m s T e x t > T e r m s T e x t < / T e r m s T e x t > + 
+         < / S h o w T e r m s >   
      < / H e a d e r >   
@@ -7306,6 +7398,8 @@
  
              < R e p o r t N a m e > R e p o r t   N a m e < / R e p o r t N a m e >   
+             < R e p o r t C a p t i o n > R e p o r t   C a p t i o n < / R e p o r t C a p t i o n > + 
              < A b o u t T h i s R e p o r t T i t l e > A b o u t   T h i s   R e p o r t   T i t l e < / A b o u t T h i s R e p o r t T i t l e >   
              < A b o u t T h i s R e p o r t T e x t > A b o u t   T h i s   R e p o r t   T e x t < / A b o u t T h i s R e p o r t T e x t > @@ -7352,6 +7446,84 @@
  
          < / R e p o r t R e q u e s t >   
+         < C o m p a n y M e t a d a t a > + 
+             < C o m p a n y N a m e > C o m p a n y   N a m e < / C o m p a n y N a m e > + 
+             < C o m p a n y D i s p l a y N a m e > C o m p a n y   D i s p l a y   N a m e < / C o m p a n y D i s p l a y N a m e > + 
+             < C o m p a n y A d d r e s s L i n e s > + 
+                 < C o m p a n y A d d r e s s L i n e 1 > C o m p a n y   A d d r e s s   L i n e   1 < / C o m p a n y A d d r e s s L i n e 1 > + 
+                 < C o m p a n y A d d r e s s L i n e 2 > C o m p a n y   A d d r e s s   L i n e   2 < / C o m p a n y A d d r e s s L i n e 2 > + 
+                 < C o m p a n y A d d r e s s L i n e 3 > C o m p a n y   A d d r e s s   L i n e   3 < / C o m p a n y A d d r e s s L i n e 3 > + 
+                 < C o m p a n y A d d r e s s L i n e 4 > C o m p a n y   A d d r e s s   L i n e   4 < / C o m p a n y A d d r e s s L i n e 4 > + 
+                 < C o m p a n y A d d r e s s L i n e 5 > C o m p a n y   A d d r e s s   L i n e   5 < / C o m p a n y A d d r e s s L i n e 5 > + 
+                 < C o m p a n y A d d r e s s L i n e 6 > C o m p a n y   A d d r e s s   L i n e   6 < / C o m p a n y A d d r e s s L i n e 6 > + 
+                 < C o m p a n y A d d r e s s L i n e 7 > C o m p a n y   A d d r e s s   L i n e   7 < / C o m p a n y A d d r e s s L i n e 7 > + 
+                 < C o m p a n y A d d r e s s L i n e 8 > C o m p a n y   A d d r e s s   L i n e   8 < / C o m p a n y A d d r e s s L i n e 8 > + 
+             < / C o m p a n y A d d r e s s L i n e s > + 
+             < C o m p a n y P h o n e > C o m p a n y   P h o n e < / C o m p a n y P h o n e > + 
+             < C o m p a n y P h o n e C a p t i o n > C o m p a n y   P h o n e   C a p t i o n < / C o m p a n y P h o n e C a p t i o n > + 
+             < C o m p a n y F a x N o > C o m p a n y   F a x   N o . < / C o m p a n y F a x N o > + 
+             < C o m p a n y F a x N o C a p t i o n > C o m p a n y   F a x   N o .   C a p t i o n < / C o m p a n y F a x N o C a p t i o n > + 
+             < C o m p a n y E m a i l > C o m p a n y   E m a i l < / C o m p a n y E m a i l > + 
+             < C o m p a n y E m a i l C a p t i o n > C o m p a n y   E m a i l   C a p t i o n < / C o m p a n y E m a i l C a p t i o n > + 
+             < C o m p a n y H o m e P a g e > C o m p a n y   H o m e   P a g e < / C o m p a n y H o m e P a g e > + 
+             < C o m p a n y H o m e P a g e C a p t i o n > C o m p a n y   H o m e   P a g e   C a p t i o n < / C o m p a n y H o m e P a g e C a p t i o n > + 
+             < C o m p a n y L o g o > C o m p a n y   L o g o < / C o m p a n y L o g o > + 
+             < C o m p a n y V A T R e g i s t r a t i o n N o > C o m p a n y   V A T   R e g i s t r a t i o n   N o . < / C o m p a n y V A T R e g i s t r a t i o n N o > + 
+             < C o m p a n y V A T R e g i s t r a t i o n N o C a p t i o n > C o m p a n y   V A T   R e g i s t r a t i o n   N o .   C a p t i o n < / C o m p a n y V A T R e g i s t r a t i o n N o C a p t i o n > + 
+             < C o m p a n y R e g i s t r a t i o n N o > C o m p a n y   R e g i s t r a t i o n   N o . < / C o m p a n y R e g i s t r a t i o n N o > + 
+             < C o m p a n y R e g i s t r a t i o n N o C a p t i o n > C o m p a n y   R e g i s t r a t i o n   N o .   C a p t i o n < / C o m p a n y R e g i s t r a t i o n N o C a p t i o n > + 
+             < C o m p a n y B a n k N a m e > C o m p a n y   B a n k   N a m e < / C o m p a n y B a n k N a m e > + 
+             < C o m p a n y B a n k N a m e C a p t i o n > C o m p a n y   B a n k   N a m e   C a p t i o n < / C o m p a n y B a n k N a m e C a p t i o n > + 
+             < C o m p a n y B a n k A c c o u n t N o > C o m p a n y   B a n k   A c c o u n t   N o . < / C o m p a n y B a n k A c c o u n t N o > + 
+             < C o m p a n y B a n k A c c o u n t N o C a p t i o n > C o m p a n y   B a n k   A c c o u n t   N o .   C a p t i o n < / C o m p a n y B a n k A c c o u n t N o C a p t i o n > + 
+             < C o m p a n y B a n k B r a n c h N o > C o m p a n y   B a n k   B r a n c h   N o . < / C o m p a n y B a n k B r a n c h N o > + 
+             < C o m p a n y B a n k B r a n c h N o C a p t i o n > C o m p a n y   B a n k   B r a n c h   N o .   C a p t i o n < / C o m p a n y B a n k B r a n c h N o C a p t i o n > + 
+             < C o m p a n y I B A N > C o m p a n y   I B A N < / C o m p a n y I B A N > + 
+             < C o m p a n y I B A N C a p t i o n > C o m p a n y   I B A N   C a p t i o n < / C o m p a n y I B A N C a p t i o n > + 
+             < C o m p a n y B a n k S W I F T > C o m p a n y   B a n k   S W I F T < / C o m p a n y B a n k S W I F T > + 
+             < C o m p a n y B a n k S W I F T C a p t i o n > C o m p a n y   B a n k   S W I F T   C a p t i o n < / C o m p a n y B a n k S W I F T C a p t i o n > + 
+             < C o m p a n y G i r o N o > C o m p a n y   G i r o   N o . < / C o m p a n y G i r o N o > + 
+             < C o m p a n y G i r o N o C a p t i o n > C o m p a n y   G i r o   N o .   C a p t i o n < / C o m p a n y G i r o N o C a p t i o n > + 
+         < / C o m p a n y M e t a d a t a > + 
      < / B C R e p o r t I n f o r m a t i o n >   
      < T o o l t i p s > @@ -7802,6 +7974,10 @@
  
              < Q u a n t i t y _ L i n e _ L b l 2   E l e m e n t T y p e = " C o l u m n "   E l e m e n t I d = " 1 7 8 3 0 6 9 6 9 6 "   D a t a T y p e = " L a b e l " > Q u a n t i t y _ L i n e _ L b l 2 < / Q u a n t i t y _ L i n e _ L b l 2 >   
+             < R u n n i n g T o t a l   E l e m e n t T y p e = " C o l u m n "   E l e m e n t I d = " 1 1 0 9 8 5 1 0 3 2 "   D a t a T y p e = " D e c i m a l " > R u n n i n g T o t a l < / R u n n i n g T o t a l > + 
+             < R u n n i n g T o t a l B e f o r e   E l e m e n t T y p e = " C o l u m n "   E l e m e n t I d = " 1 7 7 3 3 8 5 4 4 9 "   D a t a T y p e = " D e c i m a l " > R u n n i n g T o t a l B e f o r e < / R u n n i n g T o t a l B e f o r e > + 
              < S h i p m e n t D a t e _ L i n e   E l e m e n t T y p e = " C o l u m n "   E l e m e n t I d = " 1 6 7 3 3 7 5 4 1 6 "   D a t a T y p e = " S t r i n g " > S h i p m e n t D a t e _ L i n e < / S h i p m e n t D a t e _ L i n e >   
              < S h i p m e n t D a t e _ L i n e _ L b l   E l e m e n t T y p e = " C o l u m n "   E l e m e n t I d = " 8 5 3 2 2 4 3 6 3 "   D a t a T y p e = " L a b e l " > S h i p m e n t D a t e _ L i n e _ L b l < / S h i p m e n t D a t e _ L i n e _ L b l > @@ -8151,6 +8327,14 @@
              < T o t a l V A T B a s e L C Y   E l e m e n t T y p e = " C o l u m n "   E l e m e n t I d = " 8 3 4 4 5 0 5 2 1 "   D a t a T y p e = " D e c i m a l " > T o t a l V A T B a s e L C Y < / T o t a l V A T B a s e L C Y >   
          < / T o t a l s > + 
+         < S h o w T e r m s   E l e m e n t T y p e = " D a t a I t e m "   E l e m e n t I d = " 2 0 8 0 3 0 4 0 8 5 " > + 
+             < T e r m s C a p t i o n   E l e m e n t T y p e = " C o l u m n "   E l e m e n t I d = " 8 9 5 4 2 2 1 5 4 "   D a t a T y p e = " T e x t " > T e r m s C a p t i o n < / T e r m s C a p t i o n > + 
+             < T e r m s T e x t   E l e m e n t T y p e = " C o l u m n "   E l e m e n t I d = " 1 4 3 8 0 6 3 1 8 7 "   D a t a T y p e = " T e x t " > T e r m s T e x t < / T e r m s T e x t > + 
+         < / S h o w T e r m s >   
      < / H e a d e r >   
